--- a/lessons/2-7/downloads/reveal/teacher/2.7-homework-packet-level-1.docx
+++ b/lessons/2-7/downloads/reveal/teacher/2.7-homework-packet-level-1.docx
@@ -78,14 +78,15 @@
           <w:caps/>
           <w:color w:val="003A70"/>
           <w:spacing w:val="12"/>
-          <w:sz w:val="21"/>
+          <w:sz w:val="22"/>
           <w:szCs w:val="21"/>
         </w:rPr>
-        <w:t xml:space="preserve">Lesson 2-7  ·  Homework Packet  ·  Level 1  ·  Sheet 1 of 2</w:t>
+        <w:t xml:space="preserve">Lesson 2-7  ·  Homework Packet  ·  Supported  ·  Session 1 · pages 1–2</w:t>
       </w:r>
     </w:p>
     <w:p>
       <w:pPr>
+        <w:pStyle w:val="Heading1"/>
         <w:keepNext/>
         <w:spacing w:before="0" w:after="10" w:line="240" w:lineRule="auto"/>
       </w:pPr>
@@ -111,7 +112,7 @@
         <w:rPr>
           <w:rFonts w:ascii="Avenir Next" w:hAnsi="Avenir Next" w:cs="Avenir Next" w:eastAsia="Avenir Next"/>
           <w:color w:val="5A5F66"/>
-          <w:sz w:val="17"/>
+          <w:sz w:val="22"/>
           <w:szCs w:val="17"/>
         </w:rPr>
         <w:t xml:space="preserve">Maryland Standard 6.NS.B.3   ·   Learning target — I can divide a decimal by a whole number and place the decimal point correctly.</w:t>
@@ -158,6 +159,7 @@
           </w:tcPr>
           <w:p>
             <w:pPr>
+              <w:pStyle w:val="Heading2"/>
               <w:spacing w:before="0" w:after="40" w:line="264" w:lineRule="auto"/>
             </w:pPr>
             <w:r>
@@ -185,25 +187,25 @@
                 <w:rFonts w:ascii="Avenir Next" w:hAnsi="Avenir Next" w:cs="Avenir Next" w:eastAsia="Avenir Next"/>
                 <w:b/>
                 <w:color w:val="003A70"/>
+                <w:sz w:val="22"/>
+                <w:szCs w:val="18"/>
+              </w:rPr>
+              <w:t xml:space="preserve">•</w:t>
+            </w:r>
+            <w:r>
+              <w:rPr>
+                <w:rFonts w:ascii="Avenir Next" w:hAnsi="Avenir Next" w:cs="Avenir Next" w:eastAsia="Avenir Next"/>
+                <w:color w:val="1A1A1A"/>
                 <w:sz w:val="18"/>
                 <w:szCs w:val="18"/>
               </w:rPr>
-              <w:t xml:space="preserve">•</w:t>
-            </w:r>
-            <w:r>
-              <w:rPr>
-                <w:rFonts w:ascii="Avenir Next" w:hAnsi="Avenir Next" w:cs="Avenir Next" w:eastAsia="Avenir Next"/>
-                <w:color w:val="1A1A1A"/>
-                <w:sz w:val="18"/>
-                <w:szCs w:val="18"/>
-              </w:rPr>
               <w:tab/>
             </w:r>
             <w:r>
               <w:rPr>
                 <w:rFonts w:ascii="Avenir Next" w:hAnsi="Avenir Next" w:cs="Avenir Next" w:eastAsia="Avenir Next"/>
                 <w:color w:val="1A1A1A"/>
-                <w:sz w:val="18"/>
+                <w:sz w:val="22"/>
                 <w:szCs w:val="18"/>
               </w:rPr>
               <w:t xml:space="preserve">Divide as you do with whole numbers. Put the decimal point in the quotient </w:t>
@@ -213,7 +215,7 @@
                 <w:rFonts w:ascii="Avenir Next" w:hAnsi="Avenir Next" w:cs="Avenir Next" w:eastAsia="Avenir Next"/>
                 <w:b/>
                 <w:color w:val="1A1A1A"/>
-                <w:sz w:val="18"/>
+                <w:sz w:val="22"/>
                 <w:szCs w:val="18"/>
               </w:rPr>
               <w:t xml:space="preserve">straight above</w:t>
@@ -222,7 +224,7 @@
               <w:rPr>
                 <w:rFonts w:ascii="Avenir Next" w:hAnsi="Avenir Next" w:cs="Avenir Next" w:eastAsia="Avenir Next"/>
                 <w:color w:val="1A1A1A"/>
-                <w:sz w:val="18"/>
+                <w:sz w:val="22"/>
                 <w:szCs w:val="18"/>
               </w:rPr>
               <w:t xml:space="preserve"> the point in the dividend.</w:t>
@@ -241,25 +243,25 @@
                 <w:rFonts w:ascii="Avenir Next" w:hAnsi="Avenir Next" w:cs="Avenir Next" w:eastAsia="Avenir Next"/>
                 <w:b/>
                 <w:color w:val="003A70"/>
+                <w:sz w:val="22"/>
+                <w:szCs w:val="18"/>
+              </w:rPr>
+              <w:t xml:space="preserve">•</w:t>
+            </w:r>
+            <w:r>
+              <w:rPr>
+                <w:rFonts w:ascii="Avenir Next" w:hAnsi="Avenir Next" w:cs="Avenir Next" w:eastAsia="Avenir Next"/>
+                <w:color w:val="1A1A1A"/>
                 <w:sz w:val="18"/>
                 <w:szCs w:val="18"/>
               </w:rPr>
-              <w:t xml:space="preserve">•</w:t>
-            </w:r>
-            <w:r>
-              <w:rPr>
-                <w:rFonts w:ascii="Avenir Next" w:hAnsi="Avenir Next" w:cs="Avenir Next" w:eastAsia="Avenir Next"/>
-                <w:color w:val="1A1A1A"/>
-                <w:sz w:val="18"/>
-                <w:szCs w:val="18"/>
-              </w:rPr>
               <w:tab/>
             </w:r>
             <w:r>
               <w:rPr>
                 <w:rFonts w:ascii="Avenir Next" w:hAnsi="Avenir Next" w:cs="Avenir Next" w:eastAsia="Avenir Next"/>
                 <w:color w:val="1A1A1A"/>
-                <w:sz w:val="18"/>
+                <w:sz w:val="22"/>
                 <w:szCs w:val="18"/>
               </w:rPr>
               <w:t xml:space="preserve">If an amount is left over, </w:t>
@@ -269,7 +271,7 @@
                 <w:rFonts w:ascii="Avenir Next" w:hAnsi="Avenir Next" w:cs="Avenir Next" w:eastAsia="Avenir Next"/>
                 <w:b/>
                 <w:color w:val="1A1A1A"/>
-                <w:sz w:val="18"/>
+                <w:sz w:val="22"/>
                 <w:szCs w:val="18"/>
               </w:rPr>
               <w:t xml:space="preserve">annex a zero</w:t>
@@ -278,7 +280,7 @@
               <w:rPr>
                 <w:rFonts w:ascii="Avenir Next" w:hAnsi="Avenir Next" w:cs="Avenir Next" w:eastAsia="Avenir Next"/>
                 <w:color w:val="1A1A1A"/>
-                <w:sz w:val="18"/>
+                <w:sz w:val="22"/>
                 <w:szCs w:val="18"/>
               </w:rPr>
               <w:t xml:space="preserve"> (write 0 after the last digit) and keep dividing.</w:t>
@@ -297,18 +299,18 @@
                 <w:rFonts w:ascii="Avenir Next" w:hAnsi="Avenir Next" w:cs="Avenir Next" w:eastAsia="Avenir Next"/>
                 <w:b/>
                 <w:color w:val="003A70"/>
+                <w:sz w:val="22"/>
+                <w:szCs w:val="18"/>
+              </w:rPr>
+              <w:t xml:space="preserve">•</w:t>
+            </w:r>
+            <w:r>
+              <w:rPr>
+                <w:rFonts w:ascii="Avenir Next" w:hAnsi="Avenir Next" w:cs="Avenir Next" w:eastAsia="Avenir Next"/>
+                <w:color w:val="1A1A1A"/>
                 <w:sz w:val="18"/>
                 <w:szCs w:val="18"/>
               </w:rPr>
-              <w:t xml:space="preserve">•</w:t>
-            </w:r>
-            <w:r>
-              <w:rPr>
-                <w:rFonts w:ascii="Avenir Next" w:hAnsi="Avenir Next" w:cs="Avenir Next" w:eastAsia="Avenir Next"/>
-                <w:color w:val="1A1A1A"/>
-                <w:sz w:val="18"/>
-                <w:szCs w:val="18"/>
-              </w:rPr>
               <w:tab/>
             </w:r>
             <w:r>
@@ -316,7 +318,7 @@
                 <w:rFonts w:ascii="Avenir Next" w:hAnsi="Avenir Next" w:cs="Avenir Next" w:eastAsia="Avenir Next"/>
                 <w:b/>
                 <w:color w:val="1A1A1A"/>
-                <w:sz w:val="18"/>
+                <w:sz w:val="22"/>
                 <w:szCs w:val="18"/>
               </w:rPr>
               <w:t xml:space="preserve">Check:</w:t>
@@ -325,7 +327,7 @@
               <w:rPr>
                 <w:rFonts w:ascii="Avenir Next" w:hAnsi="Avenir Next" w:cs="Avenir Next" w:eastAsia="Avenir Next"/>
                 <w:color w:val="1A1A1A"/>
-                <w:sz w:val="18"/>
+                <w:sz w:val="22"/>
                 <w:szCs w:val="18"/>
               </w:rPr>
               <w:t xml:space="preserve"> quotient × divisor = dividend. Estimate first to catch a misplaced point.</w:t>
@@ -340,6 +342,7 @@
           </w:tcPr>
           <w:p>
             <w:pPr>
+              <w:pStyle w:val="Heading2"/>
               <w:spacing w:before="0" w:after="40" w:line="264" w:lineRule="auto"/>
             </w:pPr>
             <w:r>
@@ -362,7 +365,7 @@
               <w:rPr>
                 <w:rFonts w:ascii="Avenir Next" w:hAnsi="Avenir Next" w:cs="Avenir Next" w:eastAsia="Avenir Next"/>
                 <w:color w:val="1A1A1A"/>
-                <w:sz w:val="17"/>
+                <w:sz w:val="22"/>
                 <w:szCs w:val="17"/>
               </w:rPr>
               <w:t xml:space="preserve">Four friends share 22.2 kg of potting soil equally. How much does each get?</w:t>
@@ -381,25 +384,25 @@
                 <w:rFonts w:ascii="Avenir Next" w:hAnsi="Avenir Next" w:cs="Avenir Next" w:eastAsia="Avenir Next"/>
                 <w:b/>
                 <w:color w:val="003A70"/>
+                <w:sz w:val="22"/>
+                <w:szCs w:val="17"/>
+              </w:rPr>
+              <w:t xml:space="preserve">Step 1</w:t>
+            </w:r>
+            <w:r>
+              <w:rPr>
+                <w:rFonts w:ascii="Avenir Next" w:hAnsi="Avenir Next" w:cs="Avenir Next" w:eastAsia="Avenir Next"/>
+                <w:color w:val="1A1A1A"/>
                 <w:sz w:val="17"/>
                 <w:szCs w:val="17"/>
               </w:rPr>
-              <w:t xml:space="preserve">Step 1</w:t>
-            </w:r>
-            <w:r>
-              <w:rPr>
-                <w:rFonts w:ascii="Avenir Next" w:hAnsi="Avenir Next" w:cs="Avenir Next" w:eastAsia="Avenir Next"/>
-                <w:color w:val="1A1A1A"/>
-                <w:sz w:val="17"/>
-                <w:szCs w:val="17"/>
-              </w:rPr>
               <w:tab/>
             </w:r>
             <w:r>
               <w:rPr>
                 <w:rFonts w:ascii="Avenir Next" w:hAnsi="Avenir Next" w:cs="Avenir Next" w:eastAsia="Avenir Next"/>
                 <w:color w:val="1A1A1A"/>
-                <w:sz w:val="17"/>
+                <w:sz w:val="22"/>
                 <w:szCs w:val="17"/>
               </w:rPr>
               <w:t xml:space="preserve">Estimate: 22 ÷ 4 is about 5.5. Put the point straight above.</w:t>
@@ -418,25 +421,25 @@
                 <w:rFonts w:ascii="Avenir Next" w:hAnsi="Avenir Next" w:cs="Avenir Next" w:eastAsia="Avenir Next"/>
                 <w:b/>
                 <w:color w:val="003A70"/>
+                <w:sz w:val="22"/>
+                <w:szCs w:val="17"/>
+              </w:rPr>
+              <w:t xml:space="preserve">Step 2</w:t>
+            </w:r>
+            <w:r>
+              <w:rPr>
+                <w:rFonts w:ascii="Avenir Next" w:hAnsi="Avenir Next" w:cs="Avenir Next" w:eastAsia="Avenir Next"/>
+                <w:color w:val="1A1A1A"/>
                 <w:sz w:val="17"/>
                 <w:szCs w:val="17"/>
               </w:rPr>
-              <w:t xml:space="preserve">Step 2</w:t>
-            </w:r>
-            <w:r>
-              <w:rPr>
-                <w:rFonts w:ascii="Avenir Next" w:hAnsi="Avenir Next" w:cs="Avenir Next" w:eastAsia="Avenir Next"/>
-                <w:color w:val="1A1A1A"/>
-                <w:sz w:val="17"/>
-                <w:szCs w:val="17"/>
-              </w:rPr>
               <w:tab/>
             </w:r>
             <w:r>
               <w:rPr>
                 <w:rFonts w:ascii="Avenir Next" w:hAnsi="Avenir Next" w:cs="Avenir Next" w:eastAsia="Avenir Next"/>
                 <w:color w:val="1A1A1A"/>
-                <w:sz w:val="17"/>
+                <w:sz w:val="22"/>
                 <w:szCs w:val="17"/>
               </w:rPr>
               <w:t xml:space="preserve">22 ÷ 4 = 5 R2. Then 22 tenths ÷ 4 = 5 tenths R2.</w:t>
@@ -455,25 +458,25 @@
                 <w:rFonts w:ascii="Avenir Next" w:hAnsi="Avenir Next" w:cs="Avenir Next" w:eastAsia="Avenir Next"/>
                 <w:b/>
                 <w:color w:val="003A70"/>
+                <w:sz w:val="22"/>
+                <w:szCs w:val="17"/>
+              </w:rPr>
+              <w:t xml:space="preserve">Step 3</w:t>
+            </w:r>
+            <w:r>
+              <w:rPr>
+                <w:rFonts w:ascii="Avenir Next" w:hAnsi="Avenir Next" w:cs="Avenir Next" w:eastAsia="Avenir Next"/>
+                <w:color w:val="1A1A1A"/>
                 <w:sz w:val="17"/>
                 <w:szCs w:val="17"/>
               </w:rPr>
-              <w:t xml:space="preserve">Step 3</w:t>
-            </w:r>
-            <w:r>
-              <w:rPr>
-                <w:rFonts w:ascii="Avenir Next" w:hAnsi="Avenir Next" w:cs="Avenir Next" w:eastAsia="Avenir Next"/>
-                <w:color w:val="1A1A1A"/>
-                <w:sz w:val="17"/>
-                <w:szCs w:val="17"/>
-              </w:rPr>
               <w:tab/>
             </w:r>
             <w:r>
               <w:rPr>
                 <w:rFonts w:ascii="Avenir Next" w:hAnsi="Avenir Next" w:cs="Avenir Next" w:eastAsia="Avenir Next"/>
                 <w:color w:val="1A1A1A"/>
-                <w:sz w:val="17"/>
+                <w:sz w:val="22"/>
                 <w:szCs w:val="17"/>
               </w:rPr>
               <w:t xml:space="preserve">Annex a zero: 20 hundredths ÷ 4 = 5 hundredths.</w:t>
@@ -492,18 +495,18 @@
                 <w:rFonts w:ascii="Avenir Next" w:hAnsi="Avenir Next" w:cs="Avenir Next" w:eastAsia="Avenir Next"/>
                 <w:b/>
                 <w:color w:val="1A1A1A"/>
+                <w:sz w:val="22"/>
+                <w:szCs w:val="17"/>
+              </w:rPr>
+              <w:t xml:space="preserve">Answer</w:t>
+            </w:r>
+            <w:r>
+              <w:rPr>
+                <w:rFonts w:ascii="Avenir Next" w:hAnsi="Avenir Next" w:cs="Avenir Next" w:eastAsia="Avenir Next"/>
+                <w:color w:val="1A1A1A"/>
                 <w:sz w:val="17"/>
                 <w:szCs w:val="17"/>
               </w:rPr>
-              <w:t xml:space="preserve">Answer</w:t>
-            </w:r>
-            <w:r>
-              <w:rPr>
-                <w:rFonts w:ascii="Avenir Next" w:hAnsi="Avenir Next" w:cs="Avenir Next" w:eastAsia="Avenir Next"/>
-                <w:color w:val="1A1A1A"/>
-                <w:sz w:val="17"/>
-                <w:szCs w:val="17"/>
-              </w:rPr>
               <w:tab/>
             </w:r>
             <w:r>
@@ -511,7 +514,7 @@
                 <w:rFonts w:ascii="Avenir Next" w:hAnsi="Avenir Next" w:cs="Avenir Next" w:eastAsia="Avenir Next"/>
                 <w:b/>
                 <w:color w:val="1A1A1A"/>
-                <w:sz w:val="17"/>
+                <w:sz w:val="22"/>
                 <w:szCs w:val="17"/>
               </w:rPr>
               <w:t xml:space="preserve">5.55 kg each (5.55 × 4 = 22.2)</w:t>
@@ -561,6 +564,7 @@
           </w:tcPr>
           <w:p>
             <w:pPr>
+              <w:pStyle w:val="Heading2"/>
               <w:spacing w:before="0" w:after="40" w:line="264" w:lineRule="auto"/>
             </w:pPr>
             <w:r>
@@ -584,7 +588,7 @@
                 <w:rFonts w:ascii="Avenir Next" w:hAnsi="Avenir Next" w:cs="Avenir Next" w:eastAsia="Avenir Next"/>
                 <w:b/>
                 <w:color w:val="1A1A1A"/>
-                <w:sz w:val="21"/>
+                <w:sz w:val="22"/>
                 <w:szCs w:val="21"/>
               </w:rPr>
               <w:t xml:space="preserve">dividend</w:t>
@@ -593,7 +597,7 @@
               <w:rPr>
                 <w:rFonts w:ascii="Avenir Next" w:hAnsi="Avenir Next" w:cs="Avenir Next" w:eastAsia="Avenir Next"/>
                 <w:color w:val="5A5F66"/>
-                <w:sz w:val="21"/>
+                <w:sz w:val="22"/>
                 <w:szCs w:val="21"/>
               </w:rPr>
               <w:t xml:space="preserve"> — </w:t>
@@ -602,7 +606,7 @@
               <w:rPr>
                 <w:rFonts w:ascii="Avenir Next" w:hAnsi="Avenir Next" w:cs="Avenir Next" w:eastAsia="Avenir Next"/>
                 <w:color w:val="1A1A1A"/>
-                <w:sz w:val="21"/>
+                <w:sz w:val="22"/>
                 <w:szCs w:val="21"/>
               </w:rPr>
               <w:t xml:space="preserve">the number you share</w:t>
@@ -617,7 +621,7 @@
                 <w:rFonts w:ascii="Avenir Next" w:hAnsi="Avenir Next" w:cs="Avenir Next" w:eastAsia="Avenir Next"/>
                 <w:b/>
                 <w:color w:val="1A1A1A"/>
-                <w:sz w:val="21"/>
+                <w:sz w:val="22"/>
                 <w:szCs w:val="21"/>
               </w:rPr>
               <w:t xml:space="preserve">divisor</w:t>
@@ -626,7 +630,7 @@
               <w:rPr>
                 <w:rFonts w:ascii="Avenir Next" w:hAnsi="Avenir Next" w:cs="Avenir Next" w:eastAsia="Avenir Next"/>
                 <w:color w:val="5A5F66"/>
-                <w:sz w:val="21"/>
+                <w:sz w:val="22"/>
                 <w:szCs w:val="21"/>
               </w:rPr>
               <w:t xml:space="preserve"> — </w:t>
@@ -635,7 +639,7 @@
               <w:rPr>
                 <w:rFonts w:ascii="Avenir Next" w:hAnsi="Avenir Next" w:cs="Avenir Next" w:eastAsia="Avenir Next"/>
                 <w:color w:val="1A1A1A"/>
-                <w:sz w:val="21"/>
+                <w:sz w:val="22"/>
                 <w:szCs w:val="21"/>
               </w:rPr>
               <w:t xml:space="preserve">the number you divide by</w:t>
@@ -661,7 +665,7 @@
                 <w:rFonts w:ascii="Avenir Next" w:hAnsi="Avenir Next" w:cs="Avenir Next" w:eastAsia="Avenir Next"/>
                 <w:b/>
                 <w:color w:val="1A1A1A"/>
-                <w:sz w:val="21"/>
+                <w:sz w:val="22"/>
                 <w:szCs w:val="21"/>
               </w:rPr>
               <w:t xml:space="preserve">quotient</w:t>
@@ -670,7 +674,7 @@
               <w:rPr>
                 <w:rFonts w:ascii="Avenir Next" w:hAnsi="Avenir Next" w:cs="Avenir Next" w:eastAsia="Avenir Next"/>
                 <w:color w:val="5A5F66"/>
-                <w:sz w:val="21"/>
+                <w:sz w:val="22"/>
                 <w:szCs w:val="21"/>
               </w:rPr>
               <w:t xml:space="preserve"> — </w:t>
@@ -679,7 +683,7 @@
               <w:rPr>
                 <w:rFonts w:ascii="Avenir Next" w:hAnsi="Avenir Next" w:cs="Avenir Next" w:eastAsia="Avenir Next"/>
                 <w:color w:val="1A1A1A"/>
-                <w:sz w:val="21"/>
+                <w:sz w:val="22"/>
                 <w:szCs w:val="21"/>
               </w:rPr>
               <w:t xml:space="preserve">the answer to a division</w:t>
@@ -694,7 +698,7 @@
                 <w:rFonts w:ascii="Avenir Next" w:hAnsi="Avenir Next" w:cs="Avenir Next" w:eastAsia="Avenir Next"/>
                 <w:b/>
                 <w:color w:val="1A1A1A"/>
-                <w:sz w:val="21"/>
+                <w:sz w:val="22"/>
                 <w:szCs w:val="21"/>
               </w:rPr>
               <w:t xml:space="preserve">annex a zero</w:t>
@@ -703,7 +707,7 @@
               <w:rPr>
                 <w:rFonts w:ascii="Avenir Next" w:hAnsi="Avenir Next" w:cs="Avenir Next" w:eastAsia="Avenir Next"/>
                 <w:color w:val="5A5F66"/>
-                <w:sz w:val="21"/>
+                <w:sz w:val="22"/>
                 <w:szCs w:val="21"/>
               </w:rPr>
               <w:t xml:space="preserve"> — </w:t>
@@ -712,7 +716,7 @@
               <w:rPr>
                 <w:rFonts w:ascii="Avenir Next" w:hAnsi="Avenir Next" w:cs="Avenir Next" w:eastAsia="Avenir Next"/>
                 <w:color w:val="1A1A1A"/>
-                <w:sz w:val="21"/>
+                <w:sz w:val="22"/>
                 <w:szCs w:val="21"/>
               </w:rPr>
               <w:t xml:space="preserve">write 0 at the end: 7.5 = 7.50</w:t>
@@ -723,6 +727,7 @@
     </w:tbl>
     <w:p>
       <w:pPr>
+        <w:pStyle w:val="Heading2"/>
         <w:keepNext/>
         <w:pBdr>
           <w:bottom w:val="single" w:sz="8" w:space="3" w:color="003A70"/>
@@ -738,7 +743,7 @@
           <w:b/>
           <w:color w:val="003A70"/>
           <w:spacing w:val="14"/>
-          <w:sz w:val="21"/>
+          <w:sz w:val="22"/>
           <w:szCs w:val="21"/>
         </w:rPr>
         <w:t xml:space="preserve">PRACTICE</w:t>
@@ -757,7 +762,7 @@
           <w:rFonts w:ascii="Avenir Next" w:hAnsi="Avenir Next" w:cs="Avenir Next" w:eastAsia="Avenir Next"/>
           <w:i/>
           <w:color w:val="5A5F66"/>
-          <w:sz w:val="17"/>
+          <w:sz w:val="22"/>
           <w:szCs w:val="17"/>
         </w:rPr>
         <w:t xml:space="preserve">show your work · label units</w:t>
@@ -853,25 +858,25 @@
                 <w:rFonts w:ascii="Avenir Next" w:hAnsi="Avenir Next" w:cs="Avenir Next" w:eastAsia="Avenir Next"/>
                 <w:b/>
                 <w:color w:val="003A70"/>
+                <w:sz w:val="22"/>
+                <w:szCs w:val="18"/>
+              </w:rPr>
+              <w:t xml:space="preserve">Step 1</w:t>
+            </w:r>
+            <w:r>
+              <w:rPr>
+                <w:rFonts w:ascii="Avenir Next" w:hAnsi="Avenir Next" w:cs="Avenir Next" w:eastAsia="Avenir Next"/>
+                <w:color w:val="1A1A1A"/>
                 <w:sz w:val="18"/>
                 <w:szCs w:val="18"/>
               </w:rPr>
-              <w:t xml:space="preserve">Step 1</w:t>
-            </w:r>
-            <w:r>
-              <w:rPr>
-                <w:rFonts w:ascii="Avenir Next" w:hAnsi="Avenir Next" w:cs="Avenir Next" w:eastAsia="Avenir Next"/>
-                <w:color w:val="1A1A1A"/>
-                <w:sz w:val="18"/>
-                <w:szCs w:val="18"/>
-              </w:rPr>
               <w:tab/>
             </w:r>
             <w:r>
               <w:rPr>
                 <w:rFonts w:ascii="Avenir Next" w:hAnsi="Avenir Next" w:cs="Avenir Next" w:eastAsia="Avenir Next"/>
                 <w:color w:val="1A1A1A"/>
-                <w:sz w:val="21"/>
+                <w:sz w:val="22"/>
                 <w:szCs w:val="21"/>
               </w:rPr>
               <w:t xml:space="preserve">Divide like whole numbers.</w:t>
@@ -891,25 +896,25 @@
                 <w:rFonts w:ascii="Avenir Next" w:hAnsi="Avenir Next" w:cs="Avenir Next" w:eastAsia="Avenir Next"/>
                 <w:b/>
                 <w:color w:val="003A70"/>
+                <w:sz w:val="22"/>
+                <w:szCs w:val="18"/>
+              </w:rPr>
+              <w:t xml:space="preserve">Step 2</w:t>
+            </w:r>
+            <w:r>
+              <w:rPr>
+                <w:rFonts w:ascii="Avenir Next" w:hAnsi="Avenir Next" w:cs="Avenir Next" w:eastAsia="Avenir Next"/>
+                <w:color w:val="1A1A1A"/>
                 <w:sz w:val="18"/>
                 <w:szCs w:val="18"/>
               </w:rPr>
-              <w:t xml:space="preserve">Step 2</w:t>
-            </w:r>
-            <w:r>
-              <w:rPr>
-                <w:rFonts w:ascii="Avenir Next" w:hAnsi="Avenir Next" w:cs="Avenir Next" w:eastAsia="Avenir Next"/>
-                <w:color w:val="1A1A1A"/>
-                <w:sz w:val="18"/>
-                <w:szCs w:val="18"/>
-              </w:rPr>
               <w:tab/>
             </w:r>
             <w:r>
               <w:rPr>
                 <w:rFonts w:ascii="Avenir Next" w:hAnsi="Avenir Next" w:cs="Avenir Next" w:eastAsia="Avenir Next"/>
                 <w:color w:val="1A1A1A"/>
-                <w:sz w:val="21"/>
+                <w:sz w:val="22"/>
                 <w:szCs w:val="21"/>
               </w:rPr>
               <w:t xml:space="preserve">Put the point straight above the point in the dividend.</w:t>
@@ -1497,25 +1502,25 @@
                 <w:rFonts w:ascii="Avenir Next" w:hAnsi="Avenir Next" w:cs="Avenir Next" w:eastAsia="Avenir Next"/>
                 <w:b/>
                 <w:color w:val="003A70"/>
+                <w:sz w:val="22"/>
+                <w:szCs w:val="18"/>
+              </w:rPr>
+              <w:t xml:space="preserve">Step 1</w:t>
+            </w:r>
+            <w:r>
+              <w:rPr>
+                <w:rFonts w:ascii="Avenir Next" w:hAnsi="Avenir Next" w:cs="Avenir Next" w:eastAsia="Avenir Next"/>
+                <w:color w:val="1A1A1A"/>
                 <w:sz w:val="18"/>
                 <w:szCs w:val="18"/>
               </w:rPr>
-              <w:t xml:space="preserve">Step 1</w:t>
-            </w:r>
-            <w:r>
-              <w:rPr>
-                <w:rFonts w:ascii="Avenir Next" w:hAnsi="Avenir Next" w:cs="Avenir Next" w:eastAsia="Avenir Next"/>
-                <w:color w:val="1A1A1A"/>
-                <w:sz w:val="18"/>
-                <w:szCs w:val="18"/>
-              </w:rPr>
               <w:tab/>
             </w:r>
             <w:r>
               <w:rPr>
                 <w:rFonts w:ascii="Avenir Next" w:hAnsi="Avenir Next" w:cs="Avenir Next" w:eastAsia="Avenir Next"/>
                 <w:color w:val="1A1A1A"/>
-                <w:sz w:val="21"/>
+                <w:sz w:val="22"/>
                 <w:szCs w:val="21"/>
               </w:rPr>
               <w:t xml:space="preserve">Divide 16.80 by 12.</w:t>
@@ -1535,25 +1540,25 @@
                 <w:rFonts w:ascii="Avenir Next" w:hAnsi="Avenir Next" w:cs="Avenir Next" w:eastAsia="Avenir Next"/>
                 <w:b/>
                 <w:color w:val="003A70"/>
+                <w:sz w:val="22"/>
+                <w:szCs w:val="18"/>
+              </w:rPr>
+              <w:t xml:space="preserve">Step 2</w:t>
+            </w:r>
+            <w:r>
+              <w:rPr>
+                <w:rFonts w:ascii="Avenir Next" w:hAnsi="Avenir Next" w:cs="Avenir Next" w:eastAsia="Avenir Next"/>
+                <w:color w:val="1A1A1A"/>
                 <w:sz w:val="18"/>
                 <w:szCs w:val="18"/>
               </w:rPr>
-              <w:t xml:space="preserve">Step 2</w:t>
-            </w:r>
-            <w:r>
-              <w:rPr>
-                <w:rFonts w:ascii="Avenir Next" w:hAnsi="Avenir Next" w:cs="Avenir Next" w:eastAsia="Avenir Next"/>
-                <w:color w:val="1A1A1A"/>
-                <w:sz w:val="18"/>
-                <w:szCs w:val="18"/>
-              </w:rPr>
               <w:tab/>
             </w:r>
             <w:r>
               <w:rPr>
                 <w:rFonts w:ascii="Avenir Next" w:hAnsi="Avenir Next" w:cs="Avenir Next" w:eastAsia="Avenir Next"/>
                 <w:color w:val="1A1A1A"/>
-                <w:sz w:val="21"/>
+                <w:sz w:val="22"/>
                 <w:szCs w:val="21"/>
               </w:rPr>
               <w:t xml:space="preserve">Check: multiply your answer by 12.</w:t>
@@ -1630,25 +1635,25 @@
                 <w:rFonts w:ascii="Avenir Next" w:hAnsi="Avenir Next" w:cs="Avenir Next" w:eastAsia="Avenir Next"/>
                 <w:b/>
                 <w:color w:val="1A1A1A"/>
+                <w:sz w:val="22"/>
+                <w:szCs w:val="18"/>
+              </w:rPr>
+              <w:t xml:space="preserve">Answer</w:t>
+            </w:r>
+            <w:r>
+              <w:rPr>
+                <w:rFonts w:ascii="Avenir Next" w:hAnsi="Avenir Next" w:cs="Avenir Next" w:eastAsia="Avenir Next"/>
+                <w:color w:val="1A1A1A"/>
                 <w:sz w:val="18"/>
                 <w:szCs w:val="18"/>
               </w:rPr>
-              <w:t xml:space="preserve">Answer</w:t>
-            </w:r>
-            <w:r>
-              <w:rPr>
-                <w:rFonts w:ascii="Avenir Next" w:hAnsi="Avenir Next" w:cs="Avenir Next" w:eastAsia="Avenir Next"/>
-                <w:color w:val="1A1A1A"/>
-                <w:sz w:val="18"/>
-                <w:szCs w:val="18"/>
-              </w:rPr>
               <w:tab/>
             </w:r>
             <w:r>
               <w:rPr>
                 <w:rFonts w:ascii="Avenir Next" w:hAnsi="Avenir Next" w:cs="Avenir Next" w:eastAsia="Avenir Next"/>
                 <w:color w:val="1A1A1A"/>
-                <w:sz w:val="18"/>
+                <w:sz w:val="22"/>
                 <w:szCs w:val="18"/>
               </w:rPr>
               <w:t xml:space="preserve">  per pound</w:t>
@@ -1810,25 +1815,25 @@
                 <w:rFonts w:ascii="Avenir Next" w:hAnsi="Avenir Next" w:cs="Avenir Next" w:eastAsia="Avenir Next"/>
                 <w:b/>
                 <w:color w:val="003A70"/>
+                <w:sz w:val="22"/>
+                <w:szCs w:val="18"/>
+              </w:rPr>
+              <w:t xml:space="preserve">Step 1</w:t>
+            </w:r>
+            <w:r>
+              <w:rPr>
+                <w:rFonts w:ascii="Avenir Next" w:hAnsi="Avenir Next" w:cs="Avenir Next" w:eastAsia="Avenir Next"/>
+                <w:color w:val="1A1A1A"/>
                 <w:sz w:val="18"/>
                 <w:szCs w:val="18"/>
               </w:rPr>
-              <w:t xml:space="preserve">Step 1</w:t>
-            </w:r>
-            <w:r>
-              <w:rPr>
-                <w:rFonts w:ascii="Avenir Next" w:hAnsi="Avenir Next" w:cs="Avenir Next" w:eastAsia="Avenir Next"/>
-                <w:color w:val="1A1A1A"/>
-                <w:sz w:val="18"/>
-                <w:szCs w:val="18"/>
-              </w:rPr>
               <w:tab/>
             </w:r>
             <w:r>
               <w:rPr>
                 <w:rFonts w:ascii="Avenir Next" w:hAnsi="Avenir Next" w:cs="Avenir Next" w:eastAsia="Avenir Next"/>
                 <w:color w:val="1A1A1A"/>
-                <w:sz w:val="21"/>
+                <w:sz w:val="22"/>
                 <w:szCs w:val="21"/>
               </w:rPr>
               <w:t xml:space="preserve">Divide 10.2 by 8.</w:t>
@@ -1848,25 +1853,25 @@
                 <w:rFonts w:ascii="Avenir Next" w:hAnsi="Avenir Next" w:cs="Avenir Next" w:eastAsia="Avenir Next"/>
                 <w:b/>
                 <w:color w:val="003A70"/>
+                <w:sz w:val="22"/>
+                <w:szCs w:val="18"/>
+              </w:rPr>
+              <w:t xml:space="preserve">Step 2</w:t>
+            </w:r>
+            <w:r>
+              <w:rPr>
+                <w:rFonts w:ascii="Avenir Next" w:hAnsi="Avenir Next" w:cs="Avenir Next" w:eastAsia="Avenir Next"/>
+                <w:color w:val="1A1A1A"/>
                 <w:sz w:val="18"/>
                 <w:szCs w:val="18"/>
               </w:rPr>
-              <w:t xml:space="preserve">Step 2</w:t>
-            </w:r>
-            <w:r>
-              <w:rPr>
-                <w:rFonts w:ascii="Avenir Next" w:hAnsi="Avenir Next" w:cs="Avenir Next" w:eastAsia="Avenir Next"/>
-                <w:color w:val="1A1A1A"/>
-                <w:sz w:val="18"/>
-                <w:szCs w:val="18"/>
-              </w:rPr>
               <w:tab/>
             </w:r>
             <w:r>
               <w:rPr>
                 <w:rFonts w:ascii="Avenir Next" w:hAnsi="Avenir Next" w:cs="Avenir Next" w:eastAsia="Avenir Next"/>
                 <w:color w:val="1A1A1A"/>
-                <w:sz w:val="21"/>
+                <w:sz w:val="22"/>
                 <w:szCs w:val="21"/>
               </w:rPr>
               <w:t xml:space="preserve">If there is a leftover, write 10.200 and keep dividing.</w:t>
@@ -1943,25 +1948,25 @@
                 <w:rFonts w:ascii="Avenir Next" w:hAnsi="Avenir Next" w:cs="Avenir Next" w:eastAsia="Avenir Next"/>
                 <w:b/>
                 <w:color w:val="1A1A1A"/>
+                <w:sz w:val="22"/>
+                <w:szCs w:val="18"/>
+              </w:rPr>
+              <w:t xml:space="preserve">Answer</w:t>
+            </w:r>
+            <w:r>
+              <w:rPr>
+                <w:rFonts w:ascii="Avenir Next" w:hAnsi="Avenir Next" w:cs="Avenir Next" w:eastAsia="Avenir Next"/>
+                <w:color w:val="1A1A1A"/>
                 <w:sz w:val="18"/>
                 <w:szCs w:val="18"/>
               </w:rPr>
-              <w:t xml:space="preserve">Answer</w:t>
-            </w:r>
-            <w:r>
-              <w:rPr>
-                <w:rFonts w:ascii="Avenir Next" w:hAnsi="Avenir Next" w:cs="Avenir Next" w:eastAsia="Avenir Next"/>
-                <w:color w:val="1A1A1A"/>
-                <w:sz w:val="18"/>
-                <w:szCs w:val="18"/>
-              </w:rPr>
               <w:tab/>
             </w:r>
             <w:r>
               <w:rPr>
                 <w:rFonts w:ascii="Avenir Next" w:hAnsi="Avenir Next" w:cs="Avenir Next" w:eastAsia="Avenir Next"/>
                 <w:color w:val="1A1A1A"/>
-                <w:sz w:val="18"/>
+                <w:sz w:val="22"/>
                 <w:szCs w:val="18"/>
               </w:rPr>
               <w:t xml:space="preserve">  km</w:t>
@@ -2391,7 +2396,7 @@
                 <w:rFonts w:ascii="Avenir Next" w:hAnsi="Avenir Next" w:cs="Avenir Next" w:eastAsia="Avenir Next"/>
                 <w:b/>
                 <w:color w:val="003A70"/>
-                <w:sz w:val="17"/>
+                <w:sz w:val="22"/>
                 <w:szCs w:val="17"/>
               </w:rPr>
               <w:t xml:space="preserve">Frame  </w:t>
@@ -2401,10 +2406,30 @@
                 <w:rFonts w:ascii="Avenir Next" w:hAnsi="Avenir Next" w:cs="Avenir Next" w:eastAsia="Avenir Next"/>
                 <w:i/>
                 <w:color w:val="1A1A1A"/>
+                <w:sz w:val="22"/>
+                <w:szCs w:val="18"/>
+              </w:rPr>
+              <w:t xml:space="preserve">Marcus is wrong because 4.35 ÷ 5 is </w:t>
+            </w:r>
+            <w:r>
+              <w:rPr>
+                <w:rFonts w:ascii="Avenir Next" w:hAnsi="Avenir Next" w:cs="Avenir Next" w:eastAsia="Avenir Next"/>
+                <w:color w:val="1A1A1A"/>
                 <w:sz w:val="18"/>
                 <w:szCs w:val="18"/>
-              </w:rPr>
-              <w:t xml:space="preserve">Marcus is wrong because 4.35 ÷ 5 is </w:t>
+                <w:u w:val="single"/>
+              </w:rPr>
+              <w:t xml:space="preserve">      </w:t>
+            </w:r>
+            <w:r>
+              <w:rPr>
+                <w:rFonts w:ascii="Avenir Next" w:hAnsi="Avenir Next" w:cs="Avenir Next" w:eastAsia="Avenir Next"/>
+                <w:i/>
+                <w:color w:val="1A1A1A"/>
+                <w:sz w:val="22"/>
+                <w:szCs w:val="18"/>
+              </w:rPr>
+              <w:t xml:space="preserve"> than 1. The correct quotient is </w:t>
             </w:r>
             <w:r>
               <w:rPr>
@@ -2421,27 +2446,7 @@
                 <w:rFonts w:ascii="Avenir Next" w:hAnsi="Avenir Next" w:cs="Avenir Next" w:eastAsia="Avenir Next"/>
                 <w:i/>
                 <w:color w:val="1A1A1A"/>
-                <w:sz w:val="18"/>
-                <w:szCs w:val="18"/>
-              </w:rPr>
-              <w:t xml:space="preserve"> than 1. The correct quotient is </w:t>
-            </w:r>
-            <w:r>
-              <w:rPr>
-                <w:rFonts w:ascii="Avenir Next" w:hAnsi="Avenir Next" w:cs="Avenir Next" w:eastAsia="Avenir Next"/>
-                <w:color w:val="1A1A1A"/>
-                <w:sz w:val="18"/>
-                <w:szCs w:val="18"/>
-                <w:u w:val="single"/>
-              </w:rPr>
-              <w:t xml:space="preserve">      </w:t>
-            </w:r>
-            <w:r>
-              <w:rPr>
-                <w:rFonts w:ascii="Avenir Next" w:hAnsi="Avenir Next" w:cs="Avenir Next" w:eastAsia="Avenir Next"/>
-                <w:i/>
-                <w:color w:val="1A1A1A"/>
-                <w:sz w:val="18"/>
+                <w:sz w:val="22"/>
                 <w:szCs w:val="18"/>
               </w:rPr>
               <w:t xml:space="preserve">.</w:t>
@@ -2570,6 +2575,7 @@
           </w:tcPr>
           <w:p>
             <w:pPr>
+              <w:pStyle w:val="Heading2"/>
               <w:spacing w:before="0" w:after="0" w:line="240" w:lineRule="auto"/>
             </w:pPr>
             <w:r>
@@ -2607,7 +2613,7 @@
               <w:rPr>
                 <w:rFonts w:ascii="Avenir Next" w:hAnsi="Avenir Next" w:cs="Avenir Next" w:eastAsia="Avenir Next"/>
                 <w:color w:val="1A1A1A"/>
-                <w:sz w:val="17"/>
+                <w:sz w:val="22"/>
                 <w:szCs w:val="17"/>
               </w:rPr>
               <w:t xml:space="preserve">  I can do this on my own</w:t>
@@ -2636,7 +2642,7 @@
               <w:rPr>
                 <w:rFonts w:ascii="Avenir Next" w:hAnsi="Avenir Next" w:cs="Avenir Next" w:eastAsia="Avenir Next"/>
                 <w:color w:val="1A1A1A"/>
-                <w:sz w:val="17"/>
+                <w:sz w:val="22"/>
                 <w:szCs w:val="17"/>
               </w:rPr>
               <w:t xml:space="preserve">  I need a little help</w:t>
@@ -2665,7 +2671,7 @@
               <w:rPr>
                 <w:rFonts w:ascii="Avenir Next" w:hAnsi="Avenir Next" w:cs="Avenir Next" w:eastAsia="Avenir Next"/>
                 <w:color w:val="1A1A1A"/>
-                <w:sz w:val="17"/>
+                <w:sz w:val="22"/>
                 <w:szCs w:val="17"/>
               </w:rPr>
               <w:t xml:space="preserve">  I have a question about #</w:t>
@@ -2703,7 +2709,7 @@
         <w:rPr>
           <w:rFonts w:ascii="Avenir Next" w:hAnsi="Avenir Next" w:cs="Avenir Next" w:eastAsia="Avenir Next"/>
           <w:color w:val="5A5F66"/>
-          <w:sz w:val="17"/>
+          <w:sz w:val="22"/>
           <w:szCs w:val="17"/>
         </w:rPr>
         <w:t xml:space="preserve">At the store, find a pack of several items. Divide the price by the number of items to find the cost of one.</w:t>
@@ -2786,14 +2792,15 @@
           <w:caps/>
           <w:color w:val="003A70"/>
           <w:spacing w:val="12"/>
-          <w:sz w:val="21"/>
+          <w:sz w:val="22"/>
           <w:szCs w:val="21"/>
         </w:rPr>
-        <w:t xml:space="preserve">Lesson 2-7  ·  Homework Packet  ·  Level 1  ·  Sheet 2 of 2</w:t>
+        <w:t xml:space="preserve">Lesson 2-7  ·  Homework Packet  ·  Supported  ·  Session 2 · pages 3–4</w:t>
       </w:r>
     </w:p>
     <w:p>
       <w:pPr>
+        <w:pStyle w:val="Heading1"/>
         <w:keepNext/>
         <w:spacing w:before="0" w:after="10" w:line="240" w:lineRule="auto"/>
       </w:pPr>
@@ -2819,7 +2826,7 @@
         <w:rPr>
           <w:rFonts w:ascii="Avenir Next" w:hAnsi="Avenir Next" w:cs="Avenir Next" w:eastAsia="Avenir Next"/>
           <w:color w:val="5A5F66"/>
-          <w:sz w:val="17"/>
+          <w:sz w:val="22"/>
           <w:szCs w:val="17"/>
         </w:rPr>
         <w:t xml:space="preserve">Maryland Standard 6.NS.B.3   ·   Learning target — I can divide by a decimal by making the divisor a whole number first.</w:t>
@@ -2866,6 +2873,7 @@
           </w:tcPr>
           <w:p>
             <w:pPr>
+              <w:pStyle w:val="Heading2"/>
               <w:spacing w:before="0" w:after="40" w:line="264" w:lineRule="auto"/>
             </w:pPr>
             <w:r>
@@ -2893,25 +2901,25 @@
                 <w:rFonts w:ascii="Avenir Next" w:hAnsi="Avenir Next" w:cs="Avenir Next" w:eastAsia="Avenir Next"/>
                 <w:b/>
                 <w:color w:val="003A70"/>
+                <w:sz w:val="22"/>
+                <w:szCs w:val="18"/>
+              </w:rPr>
+              <w:t xml:space="preserve">•</w:t>
+            </w:r>
+            <w:r>
+              <w:rPr>
+                <w:rFonts w:ascii="Avenir Next" w:hAnsi="Avenir Next" w:cs="Avenir Next" w:eastAsia="Avenir Next"/>
+                <w:color w:val="1A1A1A"/>
                 <w:sz w:val="18"/>
                 <w:szCs w:val="18"/>
               </w:rPr>
-              <w:t xml:space="preserve">•</w:t>
-            </w:r>
-            <w:r>
-              <w:rPr>
-                <w:rFonts w:ascii="Avenir Next" w:hAnsi="Avenir Next" w:cs="Avenir Next" w:eastAsia="Avenir Next"/>
-                <w:color w:val="1A1A1A"/>
-                <w:sz w:val="18"/>
-                <w:szCs w:val="18"/>
-              </w:rPr>
               <w:tab/>
             </w:r>
             <w:r>
               <w:rPr>
                 <w:rFonts w:ascii="Avenir Next" w:hAnsi="Avenir Next" w:cs="Avenir Next" w:eastAsia="Avenir Next"/>
                 <w:color w:val="1A1A1A"/>
-                <w:sz w:val="18"/>
+                <w:sz w:val="22"/>
                 <w:szCs w:val="18"/>
               </w:rPr>
               <w:t xml:space="preserve">Make the divisor whole: move </w:t>
@@ -2921,7 +2929,7 @@
                 <w:rFonts w:ascii="Avenir Next" w:hAnsi="Avenir Next" w:cs="Avenir Next" w:eastAsia="Avenir Next"/>
                 <w:b/>
                 <w:color w:val="1A1A1A"/>
-                <w:sz w:val="18"/>
+                <w:sz w:val="22"/>
                 <w:szCs w:val="18"/>
               </w:rPr>
               <w:t xml:space="preserve">both</w:t>
@@ -2930,7 +2938,7 @@
               <w:rPr>
                 <w:rFonts w:ascii="Avenir Next" w:hAnsi="Avenir Next" w:cs="Avenir Next" w:eastAsia="Avenir Next"/>
                 <w:color w:val="1A1A1A"/>
-                <w:sz w:val="18"/>
+                <w:sz w:val="22"/>
                 <w:szCs w:val="18"/>
               </w:rPr>
               <w:t xml:space="preserve"> decimal points the </w:t>
@@ -2940,7 +2948,7 @@
                 <w:rFonts w:ascii="Avenir Next" w:hAnsi="Avenir Next" w:cs="Avenir Next" w:eastAsia="Avenir Next"/>
                 <w:b/>
                 <w:color w:val="1A1A1A"/>
-                <w:sz w:val="18"/>
+                <w:sz w:val="22"/>
                 <w:szCs w:val="18"/>
               </w:rPr>
               <w:t xml:space="preserve">same</w:t>
@@ -2949,7 +2957,7 @@
               <w:rPr>
                 <w:rFonts w:ascii="Avenir Next" w:hAnsi="Avenir Next" w:cs="Avenir Next" w:eastAsia="Avenir Next"/>
                 <w:color w:val="1A1A1A"/>
-                <w:sz w:val="18"/>
+                <w:sz w:val="22"/>
                 <w:szCs w:val="18"/>
               </w:rPr>
               <w:t xml:space="preserve"> number of places right. The quotient does not change: 4.8 ÷ 0.6 = 48 ÷ 6.</w:t>
@@ -2968,25 +2976,25 @@
                 <w:rFonts w:ascii="Avenir Next" w:hAnsi="Avenir Next" w:cs="Avenir Next" w:eastAsia="Avenir Next"/>
                 <w:b/>
                 <w:color w:val="003A70"/>
+                <w:sz w:val="22"/>
+                <w:szCs w:val="18"/>
+              </w:rPr>
+              <w:t xml:space="preserve">•</w:t>
+            </w:r>
+            <w:r>
+              <w:rPr>
+                <w:rFonts w:ascii="Avenir Next" w:hAnsi="Avenir Next" w:cs="Avenir Next" w:eastAsia="Avenir Next"/>
+                <w:color w:val="1A1A1A"/>
                 <w:sz w:val="18"/>
                 <w:szCs w:val="18"/>
               </w:rPr>
-              <w:t xml:space="preserve">•</w:t>
-            </w:r>
-            <w:r>
-              <w:rPr>
-                <w:rFonts w:ascii="Avenir Next" w:hAnsi="Avenir Next" w:cs="Avenir Next" w:eastAsia="Avenir Next"/>
-                <w:color w:val="1A1A1A"/>
-                <w:sz w:val="18"/>
-                <w:szCs w:val="18"/>
-              </w:rPr>
               <w:tab/>
             </w:r>
             <w:r>
               <w:rPr>
                 <w:rFonts w:ascii="Avenir Next" w:hAnsi="Avenir Next" w:cs="Avenir Next" w:eastAsia="Avenir Next"/>
                 <w:color w:val="1A1A1A"/>
-                <w:sz w:val="18"/>
+                <w:sz w:val="22"/>
                 <w:szCs w:val="18"/>
               </w:rPr>
               <w:t xml:space="preserve">Annex zeros in the dividend if needed. Dividing by a number less than 1 gives a quotient </w:t>
@@ -2996,7 +3004,7 @@
                 <w:rFonts w:ascii="Avenir Next" w:hAnsi="Avenir Next" w:cs="Avenir Next" w:eastAsia="Avenir Next"/>
                 <w:b/>
                 <w:color w:val="1A1A1A"/>
-                <w:sz w:val="18"/>
+                <w:sz w:val="22"/>
                 <w:szCs w:val="18"/>
               </w:rPr>
               <w:t xml:space="preserve">greater</w:t>
@@ -3005,7 +3013,7 @@
               <w:rPr>
                 <w:rFonts w:ascii="Avenir Next" w:hAnsi="Avenir Next" w:cs="Avenir Next" w:eastAsia="Avenir Next"/>
                 <w:color w:val="1A1A1A"/>
-                <w:sz w:val="18"/>
+                <w:sz w:val="22"/>
                 <w:szCs w:val="18"/>
               </w:rPr>
               <w:t xml:space="preserve"> than the dividend.</w:t>
@@ -3020,6 +3028,7 @@
           </w:tcPr>
           <w:p>
             <w:pPr>
+              <w:pStyle w:val="Heading2"/>
               <w:spacing w:before="0" w:after="40" w:line="264" w:lineRule="auto"/>
             </w:pPr>
             <w:r>
@@ -3042,7 +3051,7 @@
               <w:rPr>
                 <w:rFonts w:ascii="Avenir Next" w:hAnsi="Avenir Next" w:cs="Avenir Next" w:eastAsia="Avenir Next"/>
                 <w:color w:val="1A1A1A"/>
-                <w:sz w:val="17"/>
+                <w:sz w:val="22"/>
                 <w:szCs w:val="17"/>
               </w:rPr>
               <w:t xml:space="preserve">How many 0.15-liter cups can be filled from 4.5 liters of juice?</w:t>
@@ -3061,25 +3070,25 @@
                 <w:rFonts w:ascii="Avenir Next" w:hAnsi="Avenir Next" w:cs="Avenir Next" w:eastAsia="Avenir Next"/>
                 <w:b/>
                 <w:color w:val="003A70"/>
+                <w:sz w:val="22"/>
+                <w:szCs w:val="17"/>
+              </w:rPr>
+              <w:t xml:space="preserve">Step 1</w:t>
+            </w:r>
+            <w:r>
+              <w:rPr>
+                <w:rFonts w:ascii="Avenir Next" w:hAnsi="Avenir Next" w:cs="Avenir Next" w:eastAsia="Avenir Next"/>
+                <w:color w:val="1A1A1A"/>
                 <w:sz w:val="17"/>
                 <w:szCs w:val="17"/>
               </w:rPr>
-              <w:t xml:space="preserve">Step 1</w:t>
-            </w:r>
-            <w:r>
-              <w:rPr>
-                <w:rFonts w:ascii="Avenir Next" w:hAnsi="Avenir Next" w:cs="Avenir Next" w:eastAsia="Avenir Next"/>
-                <w:color w:val="1A1A1A"/>
-                <w:sz w:val="17"/>
-                <w:szCs w:val="17"/>
-              </w:rPr>
               <w:tab/>
             </w:r>
             <w:r>
               <w:rPr>
                 <w:rFonts w:ascii="Avenir Next" w:hAnsi="Avenir Next" w:cs="Avenir Next" w:eastAsia="Avenir Next"/>
                 <w:color w:val="1A1A1A"/>
-                <w:sz w:val="17"/>
+                <w:sz w:val="22"/>
                 <w:szCs w:val="17"/>
               </w:rPr>
               <w:t xml:space="preserve">Make 0.15 whole: 0.15 × 100 = 15.</w:t>
@@ -3098,25 +3107,25 @@
                 <w:rFonts w:ascii="Avenir Next" w:hAnsi="Avenir Next" w:cs="Avenir Next" w:eastAsia="Avenir Next"/>
                 <w:b/>
                 <w:color w:val="003A70"/>
+                <w:sz w:val="22"/>
+                <w:szCs w:val="17"/>
+              </w:rPr>
+              <w:t xml:space="preserve">Step 2</w:t>
+            </w:r>
+            <w:r>
+              <w:rPr>
+                <w:rFonts w:ascii="Avenir Next" w:hAnsi="Avenir Next" w:cs="Avenir Next" w:eastAsia="Avenir Next"/>
+                <w:color w:val="1A1A1A"/>
                 <w:sz w:val="17"/>
                 <w:szCs w:val="17"/>
               </w:rPr>
-              <w:t xml:space="preserve">Step 2</w:t>
-            </w:r>
-            <w:r>
-              <w:rPr>
-                <w:rFonts w:ascii="Avenir Next" w:hAnsi="Avenir Next" w:cs="Avenir Next" w:eastAsia="Avenir Next"/>
-                <w:color w:val="1A1A1A"/>
-                <w:sz w:val="17"/>
-                <w:szCs w:val="17"/>
-              </w:rPr>
               <w:tab/>
             </w:r>
             <w:r>
               <w:rPr>
                 <w:rFonts w:ascii="Avenir Next" w:hAnsi="Avenir Next" w:cs="Avenir Next" w:eastAsia="Avenir Next"/>
                 <w:color w:val="1A1A1A"/>
-                <w:sz w:val="17"/>
+                <w:sz w:val="22"/>
                 <w:szCs w:val="17"/>
               </w:rPr>
               <w:t xml:space="preserve">Do the same to 4.5: 4.5 × 100 = 450.</w:t>
@@ -3135,25 +3144,25 @@
                 <w:rFonts w:ascii="Avenir Next" w:hAnsi="Avenir Next" w:cs="Avenir Next" w:eastAsia="Avenir Next"/>
                 <w:b/>
                 <w:color w:val="003A70"/>
+                <w:sz w:val="22"/>
+                <w:szCs w:val="17"/>
+              </w:rPr>
+              <w:t xml:space="preserve">Step 3</w:t>
+            </w:r>
+            <w:r>
+              <w:rPr>
+                <w:rFonts w:ascii="Avenir Next" w:hAnsi="Avenir Next" w:cs="Avenir Next" w:eastAsia="Avenir Next"/>
+                <w:color w:val="1A1A1A"/>
                 <w:sz w:val="17"/>
                 <w:szCs w:val="17"/>
               </w:rPr>
-              <w:t xml:space="preserve">Step 3</w:t>
-            </w:r>
-            <w:r>
-              <w:rPr>
-                <w:rFonts w:ascii="Avenir Next" w:hAnsi="Avenir Next" w:cs="Avenir Next" w:eastAsia="Avenir Next"/>
-                <w:color w:val="1A1A1A"/>
-                <w:sz w:val="17"/>
-                <w:szCs w:val="17"/>
-              </w:rPr>
               <w:tab/>
             </w:r>
             <w:r>
               <w:rPr>
                 <w:rFonts w:ascii="Avenir Next" w:hAnsi="Avenir Next" w:cs="Avenir Next" w:eastAsia="Avenir Next"/>
                 <w:color w:val="1A1A1A"/>
-                <w:sz w:val="17"/>
+                <w:sz w:val="22"/>
                 <w:szCs w:val="17"/>
               </w:rPr>
               <w:t xml:space="preserve">450 ÷ 15 = 30. Check: 30 × 0.15 = 4.5</w:t>
@@ -3172,18 +3181,18 @@
                 <w:rFonts w:ascii="Avenir Next" w:hAnsi="Avenir Next" w:cs="Avenir Next" w:eastAsia="Avenir Next"/>
                 <w:b/>
                 <w:color w:val="1A1A1A"/>
+                <w:sz w:val="22"/>
+                <w:szCs w:val="17"/>
+              </w:rPr>
+              <w:t xml:space="preserve">Answer</w:t>
+            </w:r>
+            <w:r>
+              <w:rPr>
+                <w:rFonts w:ascii="Avenir Next" w:hAnsi="Avenir Next" w:cs="Avenir Next" w:eastAsia="Avenir Next"/>
+                <w:color w:val="1A1A1A"/>
                 <w:sz w:val="17"/>
                 <w:szCs w:val="17"/>
               </w:rPr>
-              <w:t xml:space="preserve">Answer</w:t>
-            </w:r>
-            <w:r>
-              <w:rPr>
-                <w:rFonts w:ascii="Avenir Next" w:hAnsi="Avenir Next" w:cs="Avenir Next" w:eastAsia="Avenir Next"/>
-                <w:color w:val="1A1A1A"/>
-                <w:sz w:val="17"/>
-                <w:szCs w:val="17"/>
-              </w:rPr>
               <w:tab/>
             </w:r>
             <w:r>
@@ -3191,7 +3200,7 @@
                 <w:rFonts w:ascii="Avenir Next" w:hAnsi="Avenir Next" w:cs="Avenir Next" w:eastAsia="Avenir Next"/>
                 <w:b/>
                 <w:color w:val="1A1A1A"/>
-                <w:sz w:val="17"/>
+                <w:sz w:val="22"/>
                 <w:szCs w:val="17"/>
               </w:rPr>
               <w:t xml:space="preserve">30 cups</w:t>
@@ -3241,6 +3250,7 @@
           </w:tcPr>
           <w:p>
             <w:pPr>
+              <w:pStyle w:val="Heading2"/>
               <w:spacing w:before="0" w:after="40" w:line="264" w:lineRule="auto"/>
             </w:pPr>
             <w:r>
@@ -3264,7 +3274,7 @@
                 <w:rFonts w:ascii="Avenir Next" w:hAnsi="Avenir Next" w:cs="Avenir Next" w:eastAsia="Avenir Next"/>
                 <w:b/>
                 <w:color w:val="1A1A1A"/>
-                <w:sz w:val="21"/>
+                <w:sz w:val="22"/>
                 <w:szCs w:val="21"/>
               </w:rPr>
               <w:t xml:space="preserve">divisor</w:t>
@@ -3273,7 +3283,7 @@
               <w:rPr>
                 <w:rFonts w:ascii="Avenir Next" w:hAnsi="Avenir Next" w:cs="Avenir Next" w:eastAsia="Avenir Next"/>
                 <w:color w:val="5A5F66"/>
-                <w:sz w:val="21"/>
+                <w:sz w:val="22"/>
                 <w:szCs w:val="21"/>
               </w:rPr>
               <w:t xml:space="preserve"> — </w:t>
@@ -3282,7 +3292,7 @@
               <w:rPr>
                 <w:rFonts w:ascii="Avenir Next" w:hAnsi="Avenir Next" w:cs="Avenir Next" w:eastAsia="Avenir Next"/>
                 <w:color w:val="1A1A1A"/>
-                <w:sz w:val="21"/>
+                <w:sz w:val="22"/>
                 <w:szCs w:val="21"/>
               </w:rPr>
               <w:t xml:space="preserve">the number you divide by</w:t>
@@ -3297,7 +3307,7 @@
                 <w:rFonts w:ascii="Avenir Next" w:hAnsi="Avenir Next" w:cs="Avenir Next" w:eastAsia="Avenir Next"/>
                 <w:b/>
                 <w:color w:val="1A1A1A"/>
-                <w:sz w:val="21"/>
+                <w:sz w:val="22"/>
                 <w:szCs w:val="21"/>
               </w:rPr>
               <w:t xml:space="preserve">power of ten</w:t>
@@ -3306,7 +3316,7 @@
               <w:rPr>
                 <w:rFonts w:ascii="Avenir Next" w:hAnsi="Avenir Next" w:cs="Avenir Next" w:eastAsia="Avenir Next"/>
                 <w:color w:val="5A5F66"/>
-                <w:sz w:val="21"/>
+                <w:sz w:val="22"/>
                 <w:szCs w:val="21"/>
               </w:rPr>
               <w:t xml:space="preserve"> — </w:t>
@@ -3315,7 +3325,7 @@
               <w:rPr>
                 <w:rFonts w:ascii="Avenir Next" w:hAnsi="Avenir Next" w:cs="Avenir Next" w:eastAsia="Avenir Next"/>
                 <w:color w:val="1A1A1A"/>
-                <w:sz w:val="21"/>
+                <w:sz w:val="22"/>
                 <w:szCs w:val="21"/>
               </w:rPr>
               <w:t xml:space="preserve">10, 100, 1,000</w:t>
@@ -3341,7 +3351,7 @@
                 <w:rFonts w:ascii="Avenir Next" w:hAnsi="Avenir Next" w:cs="Avenir Next" w:eastAsia="Avenir Next"/>
                 <w:b/>
                 <w:color w:val="1A1A1A"/>
-                <w:sz w:val="21"/>
+                <w:sz w:val="22"/>
                 <w:szCs w:val="21"/>
               </w:rPr>
               <w:t xml:space="preserve">equivalent</w:t>
@@ -3350,7 +3360,7 @@
               <w:rPr>
                 <w:rFonts w:ascii="Avenir Next" w:hAnsi="Avenir Next" w:cs="Avenir Next" w:eastAsia="Avenir Next"/>
                 <w:color w:val="5A5F66"/>
-                <w:sz w:val="21"/>
+                <w:sz w:val="22"/>
                 <w:szCs w:val="21"/>
               </w:rPr>
               <w:t xml:space="preserve"> — </w:t>
@@ -3359,7 +3369,7 @@
               <w:rPr>
                 <w:rFonts w:ascii="Avenir Next" w:hAnsi="Avenir Next" w:cs="Avenir Next" w:eastAsia="Avenir Next"/>
                 <w:color w:val="1A1A1A"/>
-                <w:sz w:val="21"/>
+                <w:sz w:val="22"/>
                 <w:szCs w:val="21"/>
               </w:rPr>
               <w:t xml:space="preserve">has the same answer</w:t>
@@ -3370,6 +3380,7 @@
     </w:tbl>
     <w:p>
       <w:pPr>
+        <w:pStyle w:val="Heading2"/>
         <w:keepNext/>
         <w:pBdr>
           <w:bottom w:val="single" w:sz="8" w:space="3" w:color="003A70"/>
@@ -3385,7 +3396,7 @@
           <w:b/>
           <w:color w:val="003A70"/>
           <w:spacing w:val="14"/>
-          <w:sz w:val="21"/>
+          <w:sz w:val="22"/>
           <w:szCs w:val="21"/>
         </w:rPr>
         <w:t xml:space="preserve">PRACTICE</w:t>
@@ -3404,7 +3415,7 @@
           <w:rFonts w:ascii="Avenir Next" w:hAnsi="Avenir Next" w:cs="Avenir Next" w:eastAsia="Avenir Next"/>
           <w:i/>
           <w:color w:val="5A5F66"/>
-          <w:sz w:val="17"/>
+          <w:sz w:val="22"/>
           <w:szCs w:val="17"/>
         </w:rPr>
         <w:t xml:space="preserve">show your work · label units</w:t>
@@ -3500,25 +3511,25 @@
                 <w:rFonts w:ascii="Avenir Next" w:hAnsi="Avenir Next" w:cs="Avenir Next" w:eastAsia="Avenir Next"/>
                 <w:b/>
                 <w:color w:val="003A70"/>
+                <w:sz w:val="22"/>
+                <w:szCs w:val="18"/>
+              </w:rPr>
+              <w:t xml:space="preserve">Step 1</w:t>
+            </w:r>
+            <w:r>
+              <w:rPr>
+                <w:rFonts w:ascii="Avenir Next" w:hAnsi="Avenir Next" w:cs="Avenir Next" w:eastAsia="Avenir Next"/>
+                <w:color w:val="1A1A1A"/>
                 <w:sz w:val="18"/>
                 <w:szCs w:val="18"/>
               </w:rPr>
-              <w:t xml:space="preserve">Step 1</w:t>
-            </w:r>
-            <w:r>
-              <w:rPr>
-                <w:rFonts w:ascii="Avenir Next" w:hAnsi="Avenir Next" w:cs="Avenir Next" w:eastAsia="Avenir Next"/>
-                <w:color w:val="1A1A1A"/>
-                <w:sz w:val="18"/>
-                <w:szCs w:val="18"/>
-              </w:rPr>
               <w:tab/>
             </w:r>
             <w:r>
               <w:rPr>
                 <w:rFonts w:ascii="Avenir Next" w:hAnsi="Avenir Next" w:cs="Avenir Next" w:eastAsia="Avenir Next"/>
                 <w:color w:val="1A1A1A"/>
-                <w:sz w:val="21"/>
+                <w:sz w:val="22"/>
                 <w:szCs w:val="21"/>
               </w:rPr>
               <w:t xml:space="preserve">Count the decimal places in the divisor.</w:t>
@@ -3538,25 +3549,25 @@
                 <w:rFonts w:ascii="Avenir Next" w:hAnsi="Avenir Next" w:cs="Avenir Next" w:eastAsia="Avenir Next"/>
                 <w:b/>
                 <w:color w:val="003A70"/>
+                <w:sz w:val="22"/>
+                <w:szCs w:val="18"/>
+              </w:rPr>
+              <w:t xml:space="preserve">Step 2</w:t>
+            </w:r>
+            <w:r>
+              <w:rPr>
+                <w:rFonts w:ascii="Avenir Next" w:hAnsi="Avenir Next" w:cs="Avenir Next" w:eastAsia="Avenir Next"/>
+                <w:color w:val="1A1A1A"/>
                 <w:sz w:val="18"/>
                 <w:szCs w:val="18"/>
               </w:rPr>
-              <w:t xml:space="preserve">Step 2</w:t>
-            </w:r>
-            <w:r>
-              <w:rPr>
-                <w:rFonts w:ascii="Avenir Next" w:hAnsi="Avenir Next" w:cs="Avenir Next" w:eastAsia="Avenir Next"/>
-                <w:color w:val="1A1A1A"/>
-                <w:sz w:val="18"/>
-                <w:szCs w:val="18"/>
-              </w:rPr>
               <w:tab/>
             </w:r>
             <w:r>
               <w:rPr>
                 <w:rFonts w:ascii="Avenir Next" w:hAnsi="Avenir Next" w:cs="Avenir Next" w:eastAsia="Avenir Next"/>
                 <w:color w:val="1A1A1A"/>
-                <w:sz w:val="21"/>
+                <w:sz w:val="22"/>
                 <w:szCs w:val="21"/>
               </w:rPr>
               <w:t xml:space="preserve">Multiply both numbers by 10 or 100.</w:t>
@@ -3576,25 +3587,25 @@
                 <w:rFonts w:ascii="Avenir Next" w:hAnsi="Avenir Next" w:cs="Avenir Next" w:eastAsia="Avenir Next"/>
                 <w:b/>
                 <w:color w:val="003A70"/>
+                <w:sz w:val="22"/>
+                <w:szCs w:val="18"/>
+              </w:rPr>
+              <w:t xml:space="preserve">Step 3</w:t>
+            </w:r>
+            <w:r>
+              <w:rPr>
+                <w:rFonts w:ascii="Avenir Next" w:hAnsi="Avenir Next" w:cs="Avenir Next" w:eastAsia="Avenir Next"/>
+                <w:color w:val="1A1A1A"/>
                 <w:sz w:val="18"/>
                 <w:szCs w:val="18"/>
               </w:rPr>
-              <w:t xml:space="preserve">Step 3</w:t>
-            </w:r>
-            <w:r>
-              <w:rPr>
-                <w:rFonts w:ascii="Avenir Next" w:hAnsi="Avenir Next" w:cs="Avenir Next" w:eastAsia="Avenir Next"/>
-                <w:color w:val="1A1A1A"/>
-                <w:sz w:val="18"/>
-                <w:szCs w:val="18"/>
-              </w:rPr>
               <w:tab/>
             </w:r>
             <w:r>
               <w:rPr>
                 <w:rFonts w:ascii="Avenir Next" w:hAnsi="Avenir Next" w:cs="Avenir Next" w:eastAsia="Avenir Next"/>
                 <w:color w:val="1A1A1A"/>
-                <w:sz w:val="21"/>
+                <w:sz w:val="22"/>
                 <w:szCs w:val="21"/>
               </w:rPr>
               <w:t xml:space="preserve">Divide the new problem.</w:t>
@@ -4182,25 +4193,25 @@
                 <w:rFonts w:ascii="Avenir Next" w:hAnsi="Avenir Next" w:cs="Avenir Next" w:eastAsia="Avenir Next"/>
                 <w:b/>
                 <w:color w:val="003A70"/>
+                <w:sz w:val="22"/>
+                <w:szCs w:val="18"/>
+              </w:rPr>
+              <w:t xml:space="preserve">Step 1</w:t>
+            </w:r>
+            <w:r>
+              <w:rPr>
+                <w:rFonts w:ascii="Avenir Next" w:hAnsi="Avenir Next" w:cs="Avenir Next" w:eastAsia="Avenir Next"/>
+                <w:color w:val="1A1A1A"/>
                 <w:sz w:val="18"/>
                 <w:szCs w:val="18"/>
               </w:rPr>
-              <w:t xml:space="preserve">Step 1</w:t>
-            </w:r>
-            <w:r>
-              <w:rPr>
-                <w:rFonts w:ascii="Avenir Next" w:hAnsi="Avenir Next" w:cs="Avenir Next" w:eastAsia="Avenir Next"/>
-                <w:color w:val="1A1A1A"/>
-                <w:sz w:val="18"/>
-                <w:szCs w:val="18"/>
-              </w:rPr>
               <w:tab/>
             </w:r>
             <w:r>
               <w:rPr>
                 <w:rFonts w:ascii="Avenir Next" w:hAnsi="Avenir Next" w:cs="Avenir Next" w:eastAsia="Avenir Next"/>
                 <w:color w:val="1A1A1A"/>
-                <w:sz w:val="21"/>
+                <w:sz w:val="22"/>
                 <w:szCs w:val="21"/>
               </w:rPr>
               <w:t xml:space="preserve">1.25 has two decimal places, so multiply both numbers by 100.</w:t>
@@ -4220,25 +4231,25 @@
                 <w:rFonts w:ascii="Avenir Next" w:hAnsi="Avenir Next" w:cs="Avenir Next" w:eastAsia="Avenir Next"/>
                 <w:b/>
                 <w:color w:val="003A70"/>
+                <w:sz w:val="22"/>
+                <w:szCs w:val="18"/>
+              </w:rPr>
+              <w:t xml:space="preserve">Step 2</w:t>
+            </w:r>
+            <w:r>
+              <w:rPr>
+                <w:rFonts w:ascii="Avenir Next" w:hAnsi="Avenir Next" w:cs="Avenir Next" w:eastAsia="Avenir Next"/>
+                <w:color w:val="1A1A1A"/>
                 <w:sz w:val="18"/>
                 <w:szCs w:val="18"/>
               </w:rPr>
-              <w:t xml:space="preserve">Step 2</w:t>
-            </w:r>
-            <w:r>
-              <w:rPr>
-                <w:rFonts w:ascii="Avenir Next" w:hAnsi="Avenir Next" w:cs="Avenir Next" w:eastAsia="Avenir Next"/>
-                <w:color w:val="1A1A1A"/>
-                <w:sz w:val="18"/>
-                <w:szCs w:val="18"/>
-              </w:rPr>
               <w:tab/>
             </w:r>
             <w:r>
               <w:rPr>
                 <w:rFonts w:ascii="Avenir Next" w:hAnsi="Avenir Next" w:cs="Avenir Next" w:eastAsia="Avenir Next"/>
                 <w:color w:val="1A1A1A"/>
-                <w:sz w:val="21"/>
+                <w:sz w:val="22"/>
                 <w:szCs w:val="21"/>
               </w:rPr>
               <w:t xml:space="preserve">Divide the new problem.</w:t>
@@ -4315,25 +4326,25 @@
                 <w:rFonts w:ascii="Avenir Next" w:hAnsi="Avenir Next" w:cs="Avenir Next" w:eastAsia="Avenir Next"/>
                 <w:b/>
                 <w:color w:val="1A1A1A"/>
+                <w:sz w:val="22"/>
+                <w:szCs w:val="18"/>
+              </w:rPr>
+              <w:t xml:space="preserve">Answer</w:t>
+            </w:r>
+            <w:r>
+              <w:rPr>
+                <w:rFonts w:ascii="Avenir Next" w:hAnsi="Avenir Next" w:cs="Avenir Next" w:eastAsia="Avenir Next"/>
+                <w:color w:val="1A1A1A"/>
                 <w:sz w:val="18"/>
                 <w:szCs w:val="18"/>
               </w:rPr>
-              <w:t xml:space="preserve">Answer</w:t>
-            </w:r>
-            <w:r>
-              <w:rPr>
-                <w:rFonts w:ascii="Avenir Next" w:hAnsi="Avenir Next" w:cs="Avenir Next" w:eastAsia="Avenir Next"/>
-                <w:color w:val="1A1A1A"/>
-                <w:sz w:val="18"/>
-                <w:szCs w:val="18"/>
-              </w:rPr>
               <w:tab/>
             </w:r>
             <w:r>
               <w:rPr>
                 <w:rFonts w:ascii="Avenir Next" w:hAnsi="Avenir Next" w:cs="Avenir Next" w:eastAsia="Avenir Next"/>
                 <w:color w:val="1A1A1A"/>
-                <w:sz w:val="18"/>
+                <w:sz w:val="22"/>
                 <w:szCs w:val="18"/>
               </w:rPr>
               <w:t xml:space="preserve">  pillows</w:t>
@@ -4703,25 +4714,25 @@
                 <w:rFonts w:ascii="Avenir Next" w:hAnsi="Avenir Next" w:cs="Avenir Next" w:eastAsia="Avenir Next"/>
                 <w:b/>
                 <w:color w:val="003A70"/>
+                <w:sz w:val="22"/>
+                <w:szCs w:val="18"/>
+              </w:rPr>
+              <w:t xml:space="preserve">Step 1</w:t>
+            </w:r>
+            <w:r>
+              <w:rPr>
+                <w:rFonts w:ascii="Avenir Next" w:hAnsi="Avenir Next" w:cs="Avenir Next" w:eastAsia="Avenir Next"/>
+                <w:color w:val="1A1A1A"/>
                 <w:sz w:val="18"/>
                 <w:szCs w:val="18"/>
               </w:rPr>
-              <w:t xml:space="preserve">Step 1</w:t>
-            </w:r>
-            <w:r>
-              <w:rPr>
-                <w:rFonts w:ascii="Avenir Next" w:hAnsi="Avenir Next" w:cs="Avenir Next" w:eastAsia="Avenir Next"/>
-                <w:color w:val="1A1A1A"/>
-                <w:sz w:val="18"/>
-                <w:szCs w:val="18"/>
-              </w:rPr>
               <w:tab/>
             </w:r>
             <w:r>
               <w:rPr>
                 <w:rFonts w:ascii="Avenir Next" w:hAnsi="Avenir Next" w:cs="Avenir Next" w:eastAsia="Avenir Next"/>
                 <w:color w:val="1A1A1A"/>
-                <w:sz w:val="21"/>
+                <w:sz w:val="22"/>
                 <w:szCs w:val="21"/>
               </w:rPr>
               <w:t xml:space="preserve">Multiply both numbers by 100.</w:t>
@@ -4741,25 +4752,25 @@
                 <w:rFonts w:ascii="Avenir Next" w:hAnsi="Avenir Next" w:cs="Avenir Next" w:eastAsia="Avenir Next"/>
                 <w:b/>
                 <w:color w:val="003A70"/>
+                <w:sz w:val="22"/>
+                <w:szCs w:val="18"/>
+              </w:rPr>
+              <w:t xml:space="preserve">Step 2</w:t>
+            </w:r>
+            <w:r>
+              <w:rPr>
+                <w:rFonts w:ascii="Avenir Next" w:hAnsi="Avenir Next" w:cs="Avenir Next" w:eastAsia="Avenir Next"/>
+                <w:color w:val="1A1A1A"/>
                 <w:sz w:val="18"/>
                 <w:szCs w:val="18"/>
               </w:rPr>
-              <w:t xml:space="preserve">Step 2</w:t>
-            </w:r>
-            <w:r>
-              <w:rPr>
-                <w:rFonts w:ascii="Avenir Next" w:hAnsi="Avenir Next" w:cs="Avenir Next" w:eastAsia="Avenir Next"/>
-                <w:color w:val="1A1A1A"/>
-                <w:sz w:val="18"/>
-                <w:szCs w:val="18"/>
-              </w:rPr>
               <w:tab/>
             </w:r>
             <w:r>
               <w:rPr>
                 <w:rFonts w:ascii="Avenir Next" w:hAnsi="Avenir Next" w:cs="Avenir Next" w:eastAsia="Avenir Next"/>
                 <w:color w:val="1A1A1A"/>
-                <w:sz w:val="21"/>
+                <w:sz w:val="22"/>
                 <w:szCs w:val="21"/>
               </w:rPr>
               <w:t xml:space="preserve">Divide.</w:t>
@@ -5050,7 +5061,7 @@
                 <w:rFonts w:ascii="Avenir Next" w:hAnsi="Avenir Next" w:cs="Avenir Next" w:eastAsia="Avenir Next"/>
                 <w:b/>
                 <w:color w:val="003A70"/>
-                <w:sz w:val="17"/>
+                <w:sz w:val="22"/>
                 <w:szCs w:val="17"/>
               </w:rPr>
               <w:t xml:space="preserve">Frame  </w:t>
@@ -5060,10 +5071,30 @@
                 <w:rFonts w:ascii="Avenir Next" w:hAnsi="Avenir Next" w:cs="Avenir Next" w:eastAsia="Avenir Next"/>
                 <w:i/>
                 <w:color w:val="1A1A1A"/>
+                <w:sz w:val="22"/>
+                <w:szCs w:val="18"/>
+              </w:rPr>
+              <w:t xml:space="preserve">Keisha moved the divisor’s point </w:t>
+            </w:r>
+            <w:r>
+              <w:rPr>
+                <w:rFonts w:ascii="Avenir Next" w:hAnsi="Avenir Next" w:cs="Avenir Next" w:eastAsia="Avenir Next"/>
+                <w:color w:val="1A1A1A"/>
                 <w:sz w:val="18"/>
                 <w:szCs w:val="18"/>
-              </w:rPr>
-              <w:t xml:space="preserve">Keisha moved the divisor’s point </w:t>
+                <w:u w:val="single"/>
+              </w:rPr>
+              <w:t xml:space="preserve">      </w:t>
+            </w:r>
+            <w:r>
+              <w:rPr>
+                <w:rFonts w:ascii="Avenir Next" w:hAnsi="Avenir Next" w:cs="Avenir Next" w:eastAsia="Avenir Next"/>
+                <w:i/>
+                <w:color w:val="1A1A1A"/>
+                <w:sz w:val="22"/>
+                <w:szCs w:val="18"/>
+              </w:rPr>
+              <w:t xml:space="preserve"> places but the dividend’s point </w:t>
             </w:r>
             <w:r>
               <w:rPr>
@@ -5080,17 +5111,17 @@
                 <w:rFonts w:ascii="Avenir Next" w:hAnsi="Avenir Next" w:cs="Avenir Next" w:eastAsia="Avenir Next"/>
                 <w:i/>
                 <w:color w:val="1A1A1A"/>
+                <w:sz w:val="22"/>
+                <w:szCs w:val="18"/>
+              </w:rPr>
+              <w:t xml:space="preserve"> place. The correct quotient is </w:t>
+            </w:r>
+            <w:r>
+              <w:rPr>
+                <w:rFonts w:ascii="Avenir Next" w:hAnsi="Avenir Next" w:cs="Avenir Next" w:eastAsia="Avenir Next"/>
+                <w:color w:val="1A1A1A"/>
                 <w:sz w:val="18"/>
                 <w:szCs w:val="18"/>
-              </w:rPr>
-              <w:t xml:space="preserve"> places but the dividend’s point </w:t>
-            </w:r>
-            <w:r>
-              <w:rPr>
-                <w:rFonts w:ascii="Avenir Next" w:hAnsi="Avenir Next" w:cs="Avenir Next" w:eastAsia="Avenir Next"/>
-                <w:color w:val="1A1A1A"/>
-                <w:sz w:val="18"/>
-                <w:szCs w:val="18"/>
                 <w:u w:val="single"/>
               </w:rPr>
               <w:t xml:space="preserve">      </w:t>
@@ -5100,27 +5131,7 @@
                 <w:rFonts w:ascii="Avenir Next" w:hAnsi="Avenir Next" w:cs="Avenir Next" w:eastAsia="Avenir Next"/>
                 <w:i/>
                 <w:color w:val="1A1A1A"/>
-                <w:sz w:val="18"/>
-                <w:szCs w:val="18"/>
-              </w:rPr>
-              <w:t xml:space="preserve"> place. The correct quotient is </w:t>
-            </w:r>
-            <w:r>
-              <w:rPr>
-                <w:rFonts w:ascii="Avenir Next" w:hAnsi="Avenir Next" w:cs="Avenir Next" w:eastAsia="Avenir Next"/>
-                <w:color w:val="1A1A1A"/>
-                <w:sz w:val="18"/>
-                <w:szCs w:val="18"/>
-                <w:u w:val="single"/>
-              </w:rPr>
-              <w:t xml:space="preserve">      </w:t>
-            </w:r>
-            <w:r>
-              <w:rPr>
-                <w:rFonts w:ascii="Avenir Next" w:hAnsi="Avenir Next" w:cs="Avenir Next" w:eastAsia="Avenir Next"/>
-                <w:i/>
-                <w:color w:val="1A1A1A"/>
-                <w:sz w:val="18"/>
+                <w:sz w:val="22"/>
                 <w:szCs w:val="18"/>
               </w:rPr>
               <w:t xml:space="preserve">.</w:t>
@@ -5207,6 +5218,7 @@
     </w:p>
     <w:p>
       <w:pPr>
+        <w:pStyle w:val="Heading2"/>
         <w:keepNext/>
         <w:pBdr>
           <w:bottom w:val="single" w:sz="8" w:space="3" w:color="003A70"/>
@@ -5222,7 +5234,7 @@
           <w:b/>
           <w:color w:val="003A70"/>
           <w:spacing w:val="14"/>
-          <w:sz w:val="21"/>
+          <w:sz w:val="22"/>
           <w:szCs w:val="21"/>
         </w:rPr>
         <w:t xml:space="preserve">TEST PRACTICE</w:t>
@@ -5241,7 +5253,7 @@
           <w:rFonts w:ascii="Avenir Next" w:hAnsi="Avenir Next" w:cs="Avenir Next" w:eastAsia="Avenir Next"/>
           <w:i/>
           <w:color w:val="5A5F66"/>
-          <w:sz w:val="17"/>
+          <w:sz w:val="22"/>
           <w:szCs w:val="17"/>
         </w:rPr>
         <w:t xml:space="preserve">choose the best answer</w:t>
@@ -5373,25 +5385,25 @@
                       <w:rFonts w:ascii="Avenir Next" w:hAnsi="Avenir Next" w:cs="Avenir Next" w:eastAsia="Avenir Next"/>
                       <w:b/>
                       <w:color w:val="003A70"/>
+                      <w:sz w:val="22"/>
+                      <w:szCs w:val="21"/>
+                    </w:rPr>
+                    <w:t xml:space="preserve">A</w:t>
+                  </w:r>
+                  <w:r>
+                    <w:rPr>
+                      <w:rFonts w:ascii="Avenir Next" w:hAnsi="Avenir Next" w:cs="Avenir Next" w:eastAsia="Avenir Next"/>
+                      <w:color w:val="1A1A1A"/>
                       <w:sz w:val="21"/>
                       <w:szCs w:val="21"/>
                     </w:rPr>
-                    <w:t xml:space="preserve">A</w:t>
-                  </w:r>
-                  <w:r>
-                    <w:rPr>
-                      <w:rFonts w:ascii="Avenir Next" w:hAnsi="Avenir Next" w:cs="Avenir Next" w:eastAsia="Avenir Next"/>
-                      <w:color w:val="1A1A1A"/>
-                      <w:sz w:val="21"/>
-                      <w:szCs w:val="21"/>
-                    </w:rPr>
                     <w:tab/>
                   </w:r>
                   <w:r>
                     <w:rPr>
                       <w:rFonts w:ascii="Avenir Next" w:hAnsi="Avenir Next" w:cs="Avenir Next" w:eastAsia="Avenir Next"/>
                       <w:color w:val="1A1A1A"/>
-                      <w:sz w:val="21"/>
+                      <w:sz w:val="22"/>
                       <w:szCs w:val="21"/>
                     </w:rPr>
                     <w:t xml:space="preserve">672 ÷ 8</w:t>
@@ -5416,25 +5428,25 @@
                       <w:rFonts w:ascii="Avenir Next" w:hAnsi="Avenir Next" w:cs="Avenir Next" w:eastAsia="Avenir Next"/>
                       <w:b/>
                       <w:color w:val="003A70"/>
+                      <w:sz w:val="22"/>
+                      <w:szCs w:val="21"/>
+                    </w:rPr>
+                    <w:t xml:space="preserve">B</w:t>
+                  </w:r>
+                  <w:r>
+                    <w:rPr>
+                      <w:rFonts w:ascii="Avenir Next" w:hAnsi="Avenir Next" w:cs="Avenir Next" w:eastAsia="Avenir Next"/>
+                      <w:color w:val="1A1A1A"/>
                       <w:sz w:val="21"/>
                       <w:szCs w:val="21"/>
                     </w:rPr>
-                    <w:t xml:space="preserve">B</w:t>
-                  </w:r>
-                  <w:r>
-                    <w:rPr>
-                      <w:rFonts w:ascii="Avenir Next" w:hAnsi="Avenir Next" w:cs="Avenir Next" w:eastAsia="Avenir Next"/>
-                      <w:color w:val="1A1A1A"/>
-                      <w:sz w:val="21"/>
-                      <w:szCs w:val="21"/>
-                    </w:rPr>
                     <w:tab/>
                   </w:r>
                   <w:r>
                     <w:rPr>
                       <w:rFonts w:ascii="Avenir Next" w:hAnsi="Avenir Next" w:cs="Avenir Next" w:eastAsia="Avenir Next"/>
                       <w:color w:val="1A1A1A"/>
-                      <w:sz w:val="21"/>
+                      <w:sz w:val="22"/>
                       <w:szCs w:val="21"/>
                     </w:rPr>
                     <w:t xml:space="preserve">67.2 ÷ 8</w:t>
@@ -5459,25 +5471,25 @@
                       <w:rFonts w:ascii="Avenir Next" w:hAnsi="Avenir Next" w:cs="Avenir Next" w:eastAsia="Avenir Next"/>
                       <w:b/>
                       <w:color w:val="003A70"/>
+                      <w:sz w:val="22"/>
+                      <w:szCs w:val="21"/>
+                    </w:rPr>
+                    <w:t xml:space="preserve">C</w:t>
+                  </w:r>
+                  <w:r>
+                    <w:rPr>
+                      <w:rFonts w:ascii="Avenir Next" w:hAnsi="Avenir Next" w:cs="Avenir Next" w:eastAsia="Avenir Next"/>
+                      <w:color w:val="1A1A1A"/>
                       <w:sz w:val="21"/>
                       <w:szCs w:val="21"/>
                     </w:rPr>
-                    <w:t xml:space="preserve">C</w:t>
-                  </w:r>
-                  <w:r>
-                    <w:rPr>
-                      <w:rFonts w:ascii="Avenir Next" w:hAnsi="Avenir Next" w:cs="Avenir Next" w:eastAsia="Avenir Next"/>
-                      <w:color w:val="1A1A1A"/>
-                      <w:sz w:val="21"/>
-                      <w:szCs w:val="21"/>
-                    </w:rPr>
                     <w:tab/>
                   </w:r>
                   <w:r>
                     <w:rPr>
                       <w:rFonts w:ascii="Avenir Next" w:hAnsi="Avenir Next" w:cs="Avenir Next" w:eastAsia="Avenir Next"/>
                       <w:color w:val="1A1A1A"/>
-                      <w:sz w:val="21"/>
+                      <w:sz w:val="22"/>
                       <w:szCs w:val="21"/>
                     </w:rPr>
                     <w:t xml:space="preserve">6.72 ÷ 8</w:t>
@@ -5502,25 +5514,25 @@
                       <w:rFonts w:ascii="Avenir Next" w:hAnsi="Avenir Next" w:cs="Avenir Next" w:eastAsia="Avenir Next"/>
                       <w:b/>
                       <w:color w:val="003A70"/>
+                      <w:sz w:val="22"/>
+                      <w:szCs w:val="21"/>
+                    </w:rPr>
+                    <w:t xml:space="preserve">D</w:t>
+                  </w:r>
+                  <w:r>
+                    <w:rPr>
+                      <w:rFonts w:ascii="Avenir Next" w:hAnsi="Avenir Next" w:cs="Avenir Next" w:eastAsia="Avenir Next"/>
+                      <w:color w:val="1A1A1A"/>
                       <w:sz w:val="21"/>
                       <w:szCs w:val="21"/>
                     </w:rPr>
-                    <w:t xml:space="preserve">D</w:t>
-                  </w:r>
-                  <w:r>
-                    <w:rPr>
-                      <w:rFonts w:ascii="Avenir Next" w:hAnsi="Avenir Next" w:cs="Avenir Next" w:eastAsia="Avenir Next"/>
-                      <w:color w:val="1A1A1A"/>
-                      <w:sz w:val="21"/>
-                      <w:szCs w:val="21"/>
-                    </w:rPr>
                     <w:tab/>
                   </w:r>
                   <w:r>
                     <w:rPr>
                       <w:rFonts w:ascii="Avenir Next" w:hAnsi="Avenir Next" w:cs="Avenir Next" w:eastAsia="Avenir Next"/>
                       <w:color w:val="1A1A1A"/>
-                      <w:sz w:val="21"/>
+                      <w:sz w:val="22"/>
                       <w:szCs w:val="21"/>
                     </w:rPr>
                     <w:t xml:space="preserve">67.2 ÷ 80</w:t>
@@ -5668,25 +5680,25 @@
                       <w:rFonts w:ascii="Avenir Next" w:hAnsi="Avenir Next" w:cs="Avenir Next" w:eastAsia="Avenir Next"/>
                       <w:b/>
                       <w:color w:val="003A70"/>
+                      <w:sz w:val="22"/>
+                      <w:szCs w:val="21"/>
+                    </w:rPr>
+                    <w:t xml:space="preserve">A</w:t>
+                  </w:r>
+                  <w:r>
+                    <w:rPr>
+                      <w:rFonts w:ascii="Avenir Next" w:hAnsi="Avenir Next" w:cs="Avenir Next" w:eastAsia="Avenir Next"/>
+                      <w:color w:val="1A1A1A"/>
                       <w:sz w:val="21"/>
                       <w:szCs w:val="21"/>
                     </w:rPr>
-                    <w:t xml:space="preserve">A</w:t>
-                  </w:r>
-                  <w:r>
-                    <w:rPr>
-                      <w:rFonts w:ascii="Avenir Next" w:hAnsi="Avenir Next" w:cs="Avenir Next" w:eastAsia="Avenir Next"/>
-                      <w:color w:val="1A1A1A"/>
-                      <w:sz w:val="21"/>
-                      <w:szCs w:val="21"/>
-                    </w:rPr>
                     <w:tab/>
                   </w:r>
                   <w:r>
                     <w:rPr>
                       <w:rFonts w:ascii="Avenir Next" w:hAnsi="Avenir Next" w:cs="Avenir Next" w:eastAsia="Avenir Next"/>
                       <w:color w:val="1A1A1A"/>
-                      <w:sz w:val="21"/>
+                      <w:sz w:val="22"/>
                       <w:szCs w:val="21"/>
                     </w:rPr>
                     <w:t xml:space="preserve">3.9</w:t>
@@ -5711,25 +5723,25 @@
                       <w:rFonts w:ascii="Avenir Next" w:hAnsi="Avenir Next" w:cs="Avenir Next" w:eastAsia="Avenir Next"/>
                       <w:b/>
                       <w:color w:val="003A70"/>
+                      <w:sz w:val="22"/>
+                      <w:szCs w:val="21"/>
+                    </w:rPr>
+                    <w:t xml:space="preserve">B</w:t>
+                  </w:r>
+                  <w:r>
+                    <w:rPr>
+                      <w:rFonts w:ascii="Avenir Next" w:hAnsi="Avenir Next" w:cs="Avenir Next" w:eastAsia="Avenir Next"/>
+                      <w:color w:val="1A1A1A"/>
                       <w:sz w:val="21"/>
                       <w:szCs w:val="21"/>
                     </w:rPr>
-                    <w:t xml:space="preserve">B</w:t>
-                  </w:r>
-                  <w:r>
-                    <w:rPr>
-                      <w:rFonts w:ascii="Avenir Next" w:hAnsi="Avenir Next" w:cs="Avenir Next" w:eastAsia="Avenir Next"/>
-                      <w:color w:val="1A1A1A"/>
-                      <w:sz w:val="21"/>
-                      <w:szCs w:val="21"/>
-                    </w:rPr>
                     <w:tab/>
                   </w:r>
                   <w:r>
                     <w:rPr>
                       <w:rFonts w:ascii="Avenir Next" w:hAnsi="Avenir Next" w:cs="Avenir Next" w:eastAsia="Avenir Next"/>
                       <w:color w:val="1A1A1A"/>
-                      <w:sz w:val="21"/>
+                      <w:sz w:val="22"/>
                       <w:szCs w:val="21"/>
                     </w:rPr>
                     <w:t xml:space="preserve">6.24</w:t>
@@ -5754,25 +5766,25 @@
                       <w:rFonts w:ascii="Avenir Next" w:hAnsi="Avenir Next" w:cs="Avenir Next" w:eastAsia="Avenir Next"/>
                       <w:b/>
                       <w:color w:val="003A70"/>
+                      <w:sz w:val="22"/>
+                      <w:szCs w:val="21"/>
+                    </w:rPr>
+                    <w:t xml:space="preserve">C</w:t>
+                  </w:r>
+                  <w:r>
+                    <w:rPr>
+                      <w:rFonts w:ascii="Avenir Next" w:hAnsi="Avenir Next" w:cs="Avenir Next" w:eastAsia="Avenir Next"/>
+                      <w:color w:val="1A1A1A"/>
                       <w:sz w:val="21"/>
                       <w:szCs w:val="21"/>
                     </w:rPr>
-                    <w:t xml:space="preserve">C</w:t>
-                  </w:r>
-                  <w:r>
-                    <w:rPr>
-                      <w:rFonts w:ascii="Avenir Next" w:hAnsi="Avenir Next" w:cs="Avenir Next" w:eastAsia="Avenir Next"/>
-                      <w:color w:val="1A1A1A"/>
-                      <w:sz w:val="21"/>
-                      <w:szCs w:val="21"/>
-                    </w:rPr>
                     <w:tab/>
                   </w:r>
                   <w:r>
                     <w:rPr>
                       <w:rFonts w:ascii="Avenir Next" w:hAnsi="Avenir Next" w:cs="Avenir Next" w:eastAsia="Avenir Next"/>
                       <w:color w:val="1A1A1A"/>
-                      <w:sz w:val="21"/>
+                      <w:sz w:val="22"/>
                       <w:szCs w:val="21"/>
                     </w:rPr>
                     <w:t xml:space="preserve">39</w:t>
@@ -5797,25 +5809,25 @@
                       <w:rFonts w:ascii="Avenir Next" w:hAnsi="Avenir Next" w:cs="Avenir Next" w:eastAsia="Avenir Next"/>
                       <w:b/>
                       <w:color w:val="003A70"/>
+                      <w:sz w:val="22"/>
+                      <w:szCs w:val="21"/>
+                    </w:rPr>
+                    <w:t xml:space="preserve">D</w:t>
+                  </w:r>
+                  <w:r>
+                    <w:rPr>
+                      <w:rFonts w:ascii="Avenir Next" w:hAnsi="Avenir Next" w:cs="Avenir Next" w:eastAsia="Avenir Next"/>
+                      <w:color w:val="1A1A1A"/>
                       <w:sz w:val="21"/>
                       <w:szCs w:val="21"/>
                     </w:rPr>
-                    <w:t xml:space="preserve">D</w:t>
-                  </w:r>
-                  <w:r>
-                    <w:rPr>
-                      <w:rFonts w:ascii="Avenir Next" w:hAnsi="Avenir Next" w:cs="Avenir Next" w:eastAsia="Avenir Next"/>
-                      <w:color w:val="1A1A1A"/>
-                      <w:sz w:val="21"/>
-                      <w:szCs w:val="21"/>
-                    </w:rPr>
                     <w:tab/>
                   </w:r>
                   <w:r>
                     <w:rPr>
                       <w:rFonts w:ascii="Avenir Next" w:hAnsi="Avenir Next" w:cs="Avenir Next" w:eastAsia="Avenir Next"/>
                       <w:color w:val="1A1A1A"/>
-                      <w:sz w:val="21"/>
+                      <w:sz w:val="22"/>
                       <w:szCs w:val="21"/>
                     </w:rPr>
                     <w:t xml:space="preserve">390</w:t>
@@ -5881,6 +5893,7 @@
           </w:tcPr>
           <w:p>
             <w:pPr>
+              <w:pStyle w:val="Heading2"/>
               <w:spacing w:before="0" w:after="0" w:line="240" w:lineRule="auto"/>
             </w:pPr>
             <w:r>
@@ -5918,7 +5931,7 @@
               <w:rPr>
                 <w:rFonts w:ascii="Avenir Next" w:hAnsi="Avenir Next" w:cs="Avenir Next" w:eastAsia="Avenir Next"/>
                 <w:color w:val="1A1A1A"/>
-                <w:sz w:val="17"/>
+                <w:sz w:val="22"/>
                 <w:szCs w:val="17"/>
               </w:rPr>
               <w:t xml:space="preserve">  I can do this on my own</w:t>
@@ -5947,7 +5960,7 @@
               <w:rPr>
                 <w:rFonts w:ascii="Avenir Next" w:hAnsi="Avenir Next" w:cs="Avenir Next" w:eastAsia="Avenir Next"/>
                 <w:color w:val="1A1A1A"/>
-                <w:sz w:val="17"/>
+                <w:sz w:val="22"/>
                 <w:szCs w:val="17"/>
               </w:rPr>
               <w:t xml:space="preserve">  I need a little help</w:t>
@@ -5976,7 +5989,7 @@
               <w:rPr>
                 <w:rFonts w:ascii="Avenir Next" w:hAnsi="Avenir Next" w:cs="Avenir Next" w:eastAsia="Avenir Next"/>
                 <w:color w:val="1A1A1A"/>
-                <w:sz w:val="17"/>
+                <w:sz w:val="22"/>
                 <w:szCs w:val="17"/>
               </w:rPr>
               <w:t xml:space="preserve">  I have a question about #</w:t>
@@ -6014,7 +6027,7 @@
         <w:rPr>
           <w:rFonts w:ascii="Avenir Next" w:hAnsi="Avenir Next" w:cs="Avenir Next" w:eastAsia="Avenir Next"/>
           <w:color w:val="5A5F66"/>
-          <w:sz w:val="17"/>
+          <w:sz w:val="22"/>
           <w:szCs w:val="17"/>
         </w:rPr>
         <w:t xml:space="preserve">Tell someone at home why 6 ÷ 0.5 is greater than 6.</w:t>
@@ -6108,7 +6121,106 @@
               <w:sz w:val="15"/>
               <w:szCs w:val="15"/>
             </w:rPr>
-            <w:t xml:space="preserve">Lesson 2-7  ·  Homework Packet  ·  Level 1</w:t>
+            <w:t xml:space="preserve">2-7 · Page </w:t>
+          </w:r>
+          <w:r>
+            <w:rPr>
+              <w:rFonts w:ascii="Avenir Next" w:hAnsi="Avenir Next" w:cs="Avenir Next" w:eastAsia="Avenir Next"/>
+              <w:color w:val="5A5F66"/>
+              <w:sz w:val="15"/>
+              <w:szCs w:val="15"/>
+            </w:rPr>
+            <w:fldChar w:fldCharType="begin"/>
+          </w:r>
+          <w:r>
+            <w:rPr>
+              <w:rFonts w:ascii="Avenir Next" w:hAnsi="Avenir Next" w:cs="Avenir Next" w:eastAsia="Avenir Next"/>
+              <w:color w:val="5A5F66"/>
+              <w:sz w:val="15"/>
+              <w:szCs w:val="15"/>
+            </w:rPr>
+            <w:instrText xml:space="preserve"> PAGE </w:instrText>
+          </w:r>
+          <w:r>
+            <w:rPr>
+              <w:rFonts w:ascii="Avenir Next" w:hAnsi="Avenir Next" w:cs="Avenir Next" w:eastAsia="Avenir Next"/>
+              <w:color w:val="5A5F66"/>
+              <w:sz w:val="15"/>
+              <w:szCs w:val="15"/>
+            </w:rPr>
+            <w:fldChar w:fldCharType="separate"/>
+          </w:r>
+          <w:r>
+            <w:rPr>
+              <w:rFonts w:ascii="Avenir Next" w:hAnsi="Avenir Next" w:cs="Avenir Next" w:eastAsia="Avenir Next"/>
+              <w:color w:val="5A5F66"/>
+              <w:sz w:val="15"/>
+              <w:szCs w:val="15"/>
+            </w:rPr>
+            <w:t xml:space="preserve">1</w:t>
+          </w:r>
+          <w:r>
+            <w:rPr>
+              <w:rFonts w:ascii="Avenir Next" w:hAnsi="Avenir Next" w:cs="Avenir Next" w:eastAsia="Avenir Next"/>
+              <w:color w:val="5A5F66"/>
+              <w:sz w:val="15"/>
+              <w:szCs w:val="15"/>
+            </w:rPr>
+            <w:fldChar w:fldCharType="end"/>
+          </w:r>
+          <w:r>
+            <w:rPr>
+              <w:rFonts w:ascii="Avenir Next" w:hAnsi="Avenir Next" w:cs="Avenir Next" w:eastAsia="Avenir Next"/>
+              <w:color w:val="5A5F66"/>
+              <w:sz w:val="15"/>
+              <w:szCs w:val="15"/>
+            </w:rPr>
+            <w:t xml:space="preserve"> of </w:t>
+          </w:r>
+          <w:r>
+            <w:rPr>
+              <w:rFonts w:ascii="Avenir Next" w:hAnsi="Avenir Next" w:cs="Avenir Next" w:eastAsia="Avenir Next"/>
+              <w:color w:val="5A5F66"/>
+              <w:sz w:val="15"/>
+              <w:szCs w:val="15"/>
+            </w:rPr>
+            <w:fldChar w:fldCharType="begin"/>
+          </w:r>
+          <w:r>
+            <w:rPr>
+              <w:rFonts w:ascii="Avenir Next" w:hAnsi="Avenir Next" w:cs="Avenir Next" w:eastAsia="Avenir Next"/>
+              <w:color w:val="5A5F66"/>
+              <w:sz w:val="15"/>
+              <w:szCs w:val="15"/>
+            </w:rPr>
+            <w:instrText xml:space="preserve"> NUMPAGES </w:instrText>
+          </w:r>
+          <w:r>
+            <w:rPr>
+              <w:rFonts w:ascii="Avenir Next" w:hAnsi="Avenir Next" w:cs="Avenir Next" w:eastAsia="Avenir Next"/>
+              <w:color w:val="5A5F66"/>
+              <w:sz w:val="15"/>
+              <w:szCs w:val="15"/>
+            </w:rPr>
+            <w:fldChar w:fldCharType="separate"/>
+          </w:r>
+          <w:r>
+            <w:rPr>
+              <w:rFonts w:ascii="Avenir Next" w:hAnsi="Avenir Next" w:cs="Avenir Next" w:eastAsia="Avenir Next"/>
+              <w:color w:val="5A5F66"/>
+              <w:sz w:val="15"/>
+              <w:szCs w:val="15"/>
+            </w:rPr>
+            <w:t xml:space="preserve">1</w:t>
+          </w:r>
+          <w:r>
+            <w:rPr>
+              <w:rFonts w:ascii="Avenir Next" w:hAnsi="Avenir Next" w:cs="Avenir Next" w:eastAsia="Avenir Next"/>
+              <w:color w:val="5A5F66"/>
+              <w:sz w:val="15"/>
+              <w:szCs w:val="15"/>
+            </w:rPr>
+            <w:fldChar w:fldCharType="end"/>
           </w:r>
         </w:p>
       </w:tc>
@@ -6151,5 +6263,23 @@
       </w:tblCellMar>
     </w:tblPr>
   </w:style>
+  <w:style w:type="paragraph" w:styleId="Heading1">
+    <w:name w:val="heading 1"/>
+    <w:basedOn w:val="Normal"/>
+    <w:pPr>
+      <w:outlineLvl w:val="0"/>
+      <w:keepNext w:val="0"/>
+      <w:keepLines w:val="0"/>
+    </w:pPr>
+  </w:style>
+  <w:style w:type="paragraph" w:styleId="Heading2">
+    <w:name w:val="heading 2"/>
+    <w:basedOn w:val="Normal"/>
+    <w:pPr>
+      <w:outlineLvl w:val="1"/>
+      <w:keepNext w:val="0"/>
+      <w:keepLines w:val="0"/>
+    </w:pPr>
+  </w:style>
 </w:styles>
 </file>